--- a/docs/04_Ansible実行サーバ構築手順.docx
+++ b/docs/04_Ansible実行サーバ構築手順.docx
@@ -7086,12 +7086,135 @@
           <w:sz w:val="18"/>
           <w:szCs w:val="18"/>
         </w:rPr>
-        <w:t xml:space="preserve">cat /var/log/ansible-node-setup.done      # ansible --version の結果が入る</w:t>
+        <w:t xml:space="preserve">cat /var/log/ansible-node-setup.done      # ansible --version の結果と成否が入る</w:t>
       </w:r>
     </w:p>
     <w:p/>
     <w:p>
       <w:r>
+        <w:rPr>
+          <w:b/>
+        </w:rPr>
+        <w:t xml:space="preserve">マーカーの最終行が `RESULT: SUCCESS` であることを必ず確認してください。</w:t>
+      </w:r>
+    </w:p>
+    <w:p>
+      <w:pPr>
+        <w:shd w:val="clear" w:color="auto" w:fill="F2F2F2"/>
+        <w:spacing w:after="0"/>
+      </w:pPr>
+      <w:r>
+        <w:rPr>
+          <w:rFonts w:ascii="Consolas" w:hAnsi="Consolas" w:eastAsia="MS Gothic"/>
+          <w:sz w:val="18"/>
+          <w:szCs w:val="18"/>
+        </w:rPr>
+        <w:t xml:space="preserve">ansible [core 2.x.x]</w:t>
+      </w:r>
+    </w:p>
+    <w:p>
+      <w:pPr>
+        <w:shd w:val="clear" w:color="auto" w:fill="F2F2F2"/>
+        <w:spacing w:after="0"/>
+      </w:pPr>
+      <w:r>
+        <w:rPr>
+          <w:rFonts w:ascii="Consolas" w:hAnsi="Consolas" w:eastAsia="MS Gothic"/>
+          <w:sz w:val="18"/>
+          <w:szCs w:val="18"/>
+        </w:rPr>
+        <w:t xml:space="preserve">  ...</w:t>
+      </w:r>
+    </w:p>
+    <w:p>
+      <w:pPr>
+        <w:shd w:val="clear" w:color="auto" w:fill="F2F2F2"/>
+        <w:spacing w:after="0"/>
+      </w:pPr>
+      <w:r>
+        <w:rPr>
+          <w:rFonts w:ascii="Consolas" w:hAnsi="Consolas" w:eastAsia="MS Gothic"/>
+          <w:sz w:val="18"/>
+          <w:szCs w:val="18"/>
+        </w:rPr>
+        <w:t xml:space="preserve">RESULT: SUCCESS</w:t>
+      </w:r>
+    </w:p>
+    <w:p>
+      <w:pPr>
+        <w:shd w:val="clear" w:color="auto" w:fill="F2F2F2"/>
+        <w:spacing w:after="0"/>
+      </w:pPr>
+      <w:r>
+        <w:rPr>
+          <w:rFonts w:ascii="Consolas" w:hAnsi="Consolas" w:eastAsia="MS Gothic"/>
+          <w:sz w:val="18"/>
+          <w:szCs w:val="18"/>
+        </w:rPr>
+        <w:t xml:space="preserve">finished at 2026-09-17T10:12:34+09:00</w:t>
+      </w:r>
+    </w:p>
+    <w:p/>
+    <w:p>
+      <w:r>
+        <w:t xml:space="preserve">失敗している場合は </w:t>
+      </w:r>
+      <w:r>
+        <w:rPr>
+          <w:rFonts w:ascii="Consolas" w:hAnsi="Consolas" w:eastAsia="MS Gothic"/>
+          <w:sz w:val="18"/>
+          <w:szCs w:val="18"/>
+        </w:rPr>
+        <w:t xml:space="preserve">RESULT: FAILED</w:t>
+      </w:r>
+      <w:r>
+        <w:t xml:space="preserve"> と </w:t>
+      </w:r>
+      <w:r>
+        <w:rPr>
+          <w:rFonts w:ascii="Consolas" w:hAnsi="Consolas" w:eastAsia="MS Gothic"/>
+          <w:sz w:val="18"/>
+          <w:szCs w:val="18"/>
+        </w:rPr>
+        <w:t xml:space="preserve">FAILED STEP: &lt;失敗した工程&gt;</w:t>
+      </w:r>
+      <w:r>
+        <w:t xml:space="preserve"> が出ます。 </w:t>
+      </w:r>
+      <w:r>
+        <w:rPr>
+          <w:rFonts w:ascii="Consolas" w:hAnsi="Consolas" w:eastAsia="MS Gothic"/>
+          <w:sz w:val="18"/>
+          <w:szCs w:val="18"/>
+        </w:rPr>
+        <w:t xml:space="preserve">cloud-init status</w:t>
+      </w:r>
+      <w:r>
+        <w:t xml:space="preserve"> が </w:t>
+      </w:r>
+      <w:r>
+        <w:rPr>
+          <w:rFonts w:ascii="Consolas" w:hAnsi="Consolas" w:eastAsia="MS Gothic"/>
+          <w:sz w:val="18"/>
+          <w:szCs w:val="18"/>
+        </w:rPr>
+        <w:t xml:space="preserve">done</w:t>
+      </w:r>
+      <w:r>
+        <w:t xml:space="preserve"> でもセットアップは失敗していることがあるため、 </w:t>
+      </w:r>
+      <w:r>
+        <w:rPr>
+          <w:b/>
+        </w:rPr>
+        <w:t xml:space="preserve">マーカーの中身まで見ること</w:t>
+      </w:r>
+      <w:r>
+        <w:t xml:space="preserve">が必要です（手順 14 のトラブルシューティング参照）。</w:t>
+      </w:r>
+    </w:p>
+    <w:p>
+      <w:r>
         <w:t xml:space="preserve">セットアップ済みの内容:</w:t>
       </w:r>
     </w:p>
@@ -7225,7 +7348,48 @@
           <w:sz w:val="18"/>
           <w:szCs w:val="18"/>
         </w:rPr>
+        <w:t xml:space="preserve">ansible.posix</w:t>
+      </w:r>
+      <w:r>
+        <w:t xml:space="preserve"> / </w:t>
+      </w:r>
+      <w:r>
+        <w:rPr>
+          <w:rFonts w:ascii="Consolas" w:hAnsi="Consolas" w:eastAsia="MS Gothic"/>
+          <w:sz w:val="18"/>
+          <w:szCs w:val="18"/>
+        </w:rPr>
         <w:t xml:space="preserve">ansible.utils</w:t>
+      </w:r>
+    </w:p>
+    <w:p>
+      <w:pPr>
+        <w:ind w:left="360"/>
+      </w:pPr>
+      <w:r>
+        <w:t xml:space="preserve">・Playbook リポジトリ </w:t>
+      </w:r>
+      <w:r>
+        <w:rPr>
+          <w:rFonts w:ascii="Consolas" w:hAnsi="Consolas" w:eastAsia="MS Gothic"/>
+          <w:sz w:val="18"/>
+          <w:szCs w:val="18"/>
+        </w:rPr>
+        <w:t xml:space="preserve">~/ansible-windows-build</w:t>
+      </w:r>
+      <w:r>
+        <w:t xml:space="preserve">（</w:t>
+      </w:r>
+      <w:r>
+        <w:rPr>
+          <w:rFonts w:ascii="Consolas" w:hAnsi="Consolas" w:eastAsia="MS Gothic"/>
+          <w:sz w:val="18"/>
+          <w:szCs w:val="18"/>
+        </w:rPr>
+        <w:t xml:space="preserve">logs/</w:t>
+      </w:r>
+      <w:r>
+        <w:t xml:space="preserve"> 付き）</w:t>
       </w:r>
     </w:p>
     <w:p>
@@ -7356,6 +7520,75 @@
           <w:szCs w:val="18"/>
         </w:rPr>
         <w:t xml:space="preserve">  ./ansible-windows-build/ azureuser@&lt;FQDN&gt;:~/ansible-windows-build/</w:t>
+      </w:r>
+    </w:p>
+    <w:p/>
+    <w:p>
+      <w:r>
+        <w:rPr>
+          <w:b/>
+        </w:rPr>
+        <w:t xml:space="preserve">方法 A / B 共通: ログ出力先を作る</w:t>
+      </w:r>
+    </w:p>
+    <w:p>
+      <w:r>
+        <w:rPr>
+          <w:rFonts w:ascii="Consolas" w:hAnsi="Consolas" w:eastAsia="MS Gothic"/>
+          <w:sz w:val="18"/>
+          <w:szCs w:val="18"/>
+        </w:rPr>
+        <w:t xml:space="preserve">logs/</w:t>
+      </w:r>
+      <w:r>
+        <w:t xml:space="preserve"> と </w:t>
+      </w:r>
+      <w:r>
+        <w:rPr>
+          <w:rFonts w:ascii="Consolas" w:hAnsi="Consolas" w:eastAsia="MS Gothic"/>
+          <w:sz w:val="18"/>
+          <w:szCs w:val="18"/>
+        </w:rPr>
+        <w:t xml:space="preserve">evidence/</w:t>
+      </w:r>
+      <w:r>
+        <w:t xml:space="preserve"> は </w:t>
+      </w:r>
+      <w:r>
+        <w:rPr>
+          <w:rFonts w:ascii="Consolas" w:hAnsi="Consolas" w:eastAsia="MS Gothic"/>
+          <w:sz w:val="18"/>
+          <w:szCs w:val="18"/>
+        </w:rPr>
+        <w:t xml:space="preserve">.gitignore</w:t>
+      </w:r>
+      <w:r>
+        <w:t xml:space="preserve"> の対象なので、clone しても rsync しても作られません。 Playbook の実行ログを </w:t>
+      </w:r>
+      <w:r>
+        <w:rPr>
+          <w:rFonts w:ascii="Consolas" w:hAnsi="Consolas" w:eastAsia="MS Gothic"/>
+          <w:sz w:val="18"/>
+          <w:szCs w:val="18"/>
+        </w:rPr>
+        <w:t xml:space="preserve">tee logs/...</w:t>
+      </w:r>
+      <w:r>
+        <w:t xml:space="preserve"> で残すため、先に作成しておきます。</w:t>
+      </w:r>
+    </w:p>
+    <w:p>
+      <w:pPr>
+        <w:shd w:val="clear" w:color="auto" w:fill="F2F2F2"/>
+        <w:spacing w:after="0"/>
+      </w:pPr>
+      <w:r>
+        <w:rPr>
+          <w:rFonts w:ascii="Consolas" w:hAnsi="Consolas" w:eastAsia="MS Gothic"/>
+          <w:sz w:val="18"/>
+          <w:szCs w:val="18"/>
+        </w:rPr>
+        <w:t xml:space="preserve">mkdir -p ~/ansible-windows-build/logs</w:t>
       </w:r>
     </w:p>
     <w:p/>
@@ -8465,9 +8698,10 @@
         <w:tblLayout w:type="fixed"/>
       </w:tblPr>
       <w:tblGrid>
-        <w:gridCol w:w="3120"/>
-        <w:gridCol w:w="3120"/>
-        <w:gridCol w:w="3120"/>
+        <w:gridCol w:w="2340"/>
+        <w:gridCol w:w="2340"/>
+        <w:gridCol w:w="2340"/>
+        <w:gridCol w:w="2340"/>
       </w:tblGrid>
       <w:tr>
         <w:trPr>
@@ -8475,7 +8709,7 @@
         </w:trPr>
         <w:tc>
           <w:tcPr>
-            <w:tcW w:w="3120" w:type="dxa"/>
+            <w:tcW w:w="2340" w:type="dxa"/>
             <w:shd w:val="clear" w:color="auto" w:fill="DCE6F1"/>
           </w:tcPr>
           <w:p>
@@ -8492,7 +8726,7 @@
         </w:tc>
         <w:tc>
           <w:tcPr>
-            <w:tcW w:w="3120" w:type="dxa"/>
+            <w:tcW w:w="2340" w:type="dxa"/>
             <w:shd w:val="clear" w:color="auto" w:fill="DCE6F1"/>
           </w:tcPr>
           <w:p>
@@ -8509,7 +8743,7 @@
         </w:tc>
         <w:tc>
           <w:tcPr>
-            <w:tcW w:w="3120" w:type="dxa"/>
+            <w:tcW w:w="2340" w:type="dxa"/>
             <w:shd w:val="clear" w:color="auto" w:fill="DCE6F1"/>
           </w:tcPr>
           <w:p>
@@ -8521,6 +8755,20 @@
                 <w:b/>
               </w:rPr>
               <w:t xml:space="preserve">対処</w:t>
+            </w:r>
+          </w:p>
+        </w:tc>
+        <w:tc>
+          <w:tcPr>
+            <w:tcW w:w="2340" w:type="dxa"/>
+            <w:shd w:val="clear" w:color="auto" w:fill="DCE6F1"/>
+          </w:tcPr>
+          <w:p>
+            <w:pPr>
+              <w:spacing w:after="0"/>
+            </w:pPr>
+            <w:r>
+              <w:t/>
             </w:r>
           </w:p>
         </w:tc>
@@ -8528,7 +8776,7 @@
       <w:tr>
         <w:tc>
           <w:tcPr>
-            <w:tcW w:w="3120" w:type="dxa"/>
+            <w:tcW w:w="2340" w:type="dxa"/>
           </w:tcPr>
           <w:p>
             <w:pPr>
@@ -8546,7 +8794,7 @@
         </w:tc>
         <w:tc>
           <w:tcPr>
-            <w:tcW w:w="3120" w:type="dxa"/>
+            <w:tcW w:w="2340" w:type="dxa"/>
           </w:tcPr>
           <w:p>
             <w:pPr>
@@ -8559,7 +8807,7 @@
         </w:tc>
         <w:tc>
           <w:tcPr>
-            <w:tcW w:w="3120" w:type="dxa"/>
+            <w:tcW w:w="2340" w:type="dxa"/>
           </w:tcPr>
           <w:p>
             <w:pPr>
@@ -8578,6 +8826,19 @@
             </w:r>
             <w:r>
               <w:t xml:space="preserve"> を指定する（手順 6.1）</w:t>
+            </w:r>
+          </w:p>
+        </w:tc>
+        <w:tc>
+          <w:tcPr>
+            <w:tcW w:w="2340" w:type="dxa"/>
+          </w:tcPr>
+          <w:p>
+            <w:pPr>
+              <w:spacing w:after="0"/>
+            </w:pPr>
+            <w:r>
+              <w:t/>
             </w:r>
           </w:p>
         </w:tc>
@@ -8585,7 +8846,7 @@
       <w:tr>
         <w:tc>
           <w:tcPr>
-            <w:tcW w:w="3120" w:type="dxa"/>
+            <w:tcW w:w="2340" w:type="dxa"/>
           </w:tcPr>
           <w:p>
             <w:pPr>
@@ -8603,7 +8864,7 @@
         </w:tc>
         <w:tc>
           <w:tcPr>
-            <w:tcW w:w="3120" w:type="dxa"/>
+            <w:tcW w:w="2340" w:type="dxa"/>
           </w:tcPr>
           <w:p>
             <w:pPr>
@@ -8616,7 +8877,7 @@
         </w:tc>
         <w:tc>
           <w:tcPr>
-            <w:tcW w:w="3120" w:type="dxa"/>
+            <w:tcW w:w="2340" w:type="dxa"/>
           </w:tcPr>
           <w:p>
             <w:pPr>
@@ -8644,6 +8905,19 @@
             </w:r>
             <w:r>
               <w:t xml:space="preserve"> と入力する</w:t>
+            </w:r>
+          </w:p>
+        </w:tc>
+        <w:tc>
+          <w:tcPr>
+            <w:tcW w:w="2340" w:type="dxa"/>
+          </w:tcPr>
+          <w:p>
+            <w:pPr>
+              <w:spacing w:after="0"/>
+            </w:pPr>
+            <w:r>
+              <w:t/>
             </w:r>
           </w:p>
         </w:tc>
@@ -8651,7 +8925,7 @@
       <w:tr>
         <w:tc>
           <w:tcPr>
-            <w:tcW w:w="3120" w:type="dxa"/>
+            <w:tcW w:w="2340" w:type="dxa"/>
           </w:tcPr>
           <w:p>
             <w:pPr>
@@ -8669,7 +8943,7 @@
         </w:tc>
         <w:tc>
           <w:tcPr>
-            <w:tcW w:w="3120" w:type="dxa"/>
+            <w:tcW w:w="2340" w:type="dxa"/>
           </w:tcPr>
           <w:p>
             <w:pPr>
@@ -8702,7 +8976,7 @@
         </w:tc>
         <w:tc>
           <w:tcPr>
-            <w:tcW w:w="3120" w:type="dxa"/>
+            <w:tcW w:w="2340" w:type="dxa"/>
           </w:tcPr>
           <w:p>
             <w:pPr>
@@ -8718,6 +8992,19 @@
             </w:r>
             <w:r>
               <w:t xml:space="preserve"> と入力する（HCL オン時は値を HCL 式として解釈するため、IP をそのまま書くと数値リテラルと見なされる）</w:t>
+            </w:r>
+          </w:p>
+        </w:tc>
+        <w:tc>
+          <w:tcPr>
+            <w:tcW w:w="2340" w:type="dxa"/>
+          </w:tcPr>
+          <w:p>
+            <w:pPr>
+              <w:spacing w:after="0"/>
+            </w:pPr>
+            <w:r>
+              <w:t/>
             </w:r>
           </w:p>
         </w:tc>
@@ -8725,7 +9012,7 @@
       <w:tr>
         <w:tc>
           <w:tcPr>
-            <w:tcW w:w="3120" w:type="dxa"/>
+            <w:tcW w:w="2340" w:type="dxa"/>
           </w:tcPr>
           <w:p>
             <w:pPr>
@@ -8743,7 +9030,7 @@
         </w:tc>
         <w:tc>
           <w:tcPr>
-            <w:tcW w:w="3120" w:type="dxa"/>
+            <w:tcW w:w="2340" w:type="dxa"/>
           </w:tcPr>
           <w:p>
             <w:pPr>
@@ -8764,7 +9051,7 @@
         </w:tc>
         <w:tc>
           <w:tcPr>
-            <w:tcW w:w="3120" w:type="dxa"/>
+            <w:tcW w:w="2340" w:type="dxa"/>
           </w:tcPr>
           <w:p>
             <w:pPr>
@@ -8781,6 +9068,19 @@
             </w:r>
             <w:r>
               <w:t xml:space="preserve">を Terraform variable に設定する（手順 6.3）</w:t>
+            </w:r>
+          </w:p>
+        </w:tc>
+        <w:tc>
+          <w:tcPr>
+            <w:tcW w:w="2340" w:type="dxa"/>
+          </w:tcPr>
+          <w:p>
+            <w:pPr>
+              <w:spacing w:after="0"/>
+            </w:pPr>
+            <w:r>
+              <w:t/>
             </w:r>
           </w:p>
         </w:tc>
@@ -8788,7 +9088,7 @@
       <w:tr>
         <w:tc>
           <w:tcPr>
-            <w:tcW w:w="3120" w:type="dxa"/>
+            <w:tcW w:w="2340" w:type="dxa"/>
           </w:tcPr>
           <w:p>
             <w:pPr>
@@ -8806,7 +9106,7 @@
         </w:tc>
         <w:tc>
           <w:tcPr>
-            <w:tcW w:w="3120" w:type="dxa"/>
+            <w:tcW w:w="2340" w:type="dxa"/>
           </w:tcPr>
           <w:p>
             <w:pPr>
@@ -8819,7 +9119,7 @@
         </w:tc>
         <w:tc>
           <w:tcPr>
-            <w:tcW w:w="3120" w:type="dxa"/>
+            <w:tcW w:w="2340" w:type="dxa"/>
           </w:tcPr>
           <w:p>
             <w:pPr>
@@ -8827,6 +9127,19 @@
             </w:pPr>
             <w:r>
               <w:t xml:space="preserve">Environment variables 4 件を設定する（手順 6.2）</w:t>
+            </w:r>
+          </w:p>
+        </w:tc>
+        <w:tc>
+          <w:tcPr>
+            <w:tcW w:w="2340" w:type="dxa"/>
+          </w:tcPr>
+          <w:p>
+            <w:pPr>
+              <w:spacing w:after="0"/>
+            </w:pPr>
+            <w:r>
+              <w:t/>
             </w:r>
           </w:p>
         </w:tc>
@@ -8834,7 +9147,7 @@
       <w:tr>
         <w:tc>
           <w:tcPr>
-            <w:tcW w:w="3120" w:type="dxa"/>
+            <w:tcW w:w="2340" w:type="dxa"/>
           </w:tcPr>
           <w:p>
             <w:pPr>
@@ -8855,7 +9168,7 @@
         </w:tc>
         <w:tc>
           <w:tcPr>
-            <w:tcW w:w="3120" w:type="dxa"/>
+            <w:tcW w:w="2340" w:type="dxa"/>
           </w:tcPr>
           <w:p>
             <w:pPr>
@@ -8885,7 +9198,7 @@
         </w:tc>
         <w:tc>
           <w:tcPr>
-            <w:tcW w:w="3120" w:type="dxa"/>
+            <w:tcW w:w="2340" w:type="dxa"/>
           </w:tcPr>
           <w:p>
             <w:pPr>
@@ -8902,6 +9215,19 @@
             </w:r>
             <w:r>
               <w:t xml:space="preserve"> として登録し直し、Terraform variable 側は削除する（手順 6.2）</w:t>
+            </w:r>
+          </w:p>
+        </w:tc>
+        <w:tc>
+          <w:tcPr>
+            <w:tcW w:w="2340" w:type="dxa"/>
+          </w:tcPr>
+          <w:p>
+            <w:pPr>
+              <w:spacing w:after="0"/>
+            </w:pPr>
+            <w:r>
+              <w:t/>
             </w:r>
           </w:p>
         </w:tc>
@@ -8909,7 +9235,7 @@
       <w:tr>
         <w:tc>
           <w:tcPr>
-            <w:tcW w:w="3120" w:type="dxa"/>
+            <w:tcW w:w="2340" w:type="dxa"/>
           </w:tcPr>
           <w:p>
             <w:pPr>
@@ -8938,7 +9264,7 @@
         </w:tc>
         <w:tc>
           <w:tcPr>
-            <w:tcW w:w="3120" w:type="dxa"/>
+            <w:tcW w:w="2340" w:type="dxa"/>
           </w:tcPr>
           <w:p>
             <w:pPr>
@@ -8951,7 +9277,7 @@
         </w:tc>
         <w:tc>
           <w:tcPr>
-            <w:tcW w:w="3120" w:type="dxa"/>
+            <w:tcW w:w="2340" w:type="dxa"/>
           </w:tcPr>
           <w:p>
             <w:pPr>
@@ -8968,6 +9294,19 @@
             </w:r>
             <w:r>
               <w:t xml:space="preserve"> を付与する</w:t>
+            </w:r>
+          </w:p>
+        </w:tc>
+        <w:tc>
+          <w:tcPr>
+            <w:tcW w:w="2340" w:type="dxa"/>
+          </w:tcPr>
+          <w:p>
+            <w:pPr>
+              <w:spacing w:after="0"/>
+            </w:pPr>
+            <w:r>
+              <w:t/>
             </w:r>
           </w:p>
         </w:tc>
@@ -8975,7 +9314,7 @@
       <w:tr>
         <w:tc>
           <w:tcPr>
-            <w:tcW w:w="3120" w:type="dxa"/>
+            <w:tcW w:w="2340" w:type="dxa"/>
           </w:tcPr>
           <w:p>
             <w:pPr>
@@ -8993,7 +9332,7 @@
         </w:tc>
         <w:tc>
           <w:tcPr>
-            <w:tcW w:w="3120" w:type="dxa"/>
+            <w:tcW w:w="2340" w:type="dxa"/>
           </w:tcPr>
           <w:p>
             <w:pPr>
@@ -9022,7 +9361,7 @@
         </w:tc>
         <w:tc>
           <w:tcPr>
-            <w:tcW w:w="3120" w:type="dxa"/>
+            <w:tcW w:w="2340" w:type="dxa"/>
           </w:tcPr>
           <w:p>
             <w:pPr>
@@ -9038,6 +9377,19 @@
             </w:r>
             <w:r>
               <w:t xml:space="preserve"> にする（別 VNet の Windows へ到達できないため）</w:t>
+            </w:r>
+          </w:p>
+        </w:tc>
+        <w:tc>
+          <w:tcPr>
+            <w:tcW w:w="2340" w:type="dxa"/>
+          </w:tcPr>
+          <w:p>
+            <w:pPr>
+              <w:spacing w:after="0"/>
+            </w:pPr>
+            <w:r>
+              <w:t/>
             </w:r>
           </w:p>
         </w:tc>
@@ -9045,7 +9397,7 @@
       <w:tr>
         <w:tc>
           <w:tcPr>
-            <w:tcW w:w="3120" w:type="dxa"/>
+            <w:tcW w:w="2340" w:type="dxa"/>
           </w:tcPr>
           <w:p>
             <w:pPr>
@@ -9066,7 +9418,7 @@
         </w:tc>
         <w:tc>
           <w:tcPr>
-            <w:tcW w:w="3120" w:type="dxa"/>
+            <w:tcW w:w="2340" w:type="dxa"/>
           </w:tcPr>
           <w:p>
             <w:pPr>
@@ -9090,7 +9442,7 @@
         </w:tc>
         <w:tc>
           <w:tcPr>
-            <w:tcW w:w="3120" w:type="dxa"/>
+            <w:tcW w:w="2340" w:type="dxa"/>
           </w:tcPr>
           <w:p>
             <w:pPr>
@@ -9106,6 +9458,19 @@
             </w:r>
             <w:r>
               <w:t xml:space="preserve"> で利用可能なサイズを確認して変更する</w:t>
+            </w:r>
+          </w:p>
+        </w:tc>
+        <w:tc>
+          <w:tcPr>
+            <w:tcW w:w="2340" w:type="dxa"/>
+          </w:tcPr>
+          <w:p>
+            <w:pPr>
+              <w:spacing w:after="0"/>
+            </w:pPr>
+            <w:r>
+              <w:t/>
             </w:r>
           </w:p>
         </w:tc>
@@ -9113,7 +9478,7 @@
       <w:tr>
         <w:tc>
           <w:tcPr>
-            <w:tcW w:w="3120" w:type="dxa"/>
+            <w:tcW w:w="2340" w:type="dxa"/>
           </w:tcPr>
           <w:p>
             <w:pPr>
@@ -9134,7 +9499,7 @@
         </w:tc>
         <w:tc>
           <w:tcPr>
-            <w:tcW w:w="3120" w:type="dxa"/>
+            <w:tcW w:w="2340" w:type="dxa"/>
           </w:tcPr>
           <w:p>
             <w:pPr>
@@ -9155,7 +9520,7 @@
         </w:tc>
         <w:tc>
           <w:tcPr>
-            <w:tcW w:w="3120" w:type="dxa"/>
+            <w:tcW w:w="2340" w:type="dxa"/>
           </w:tcPr>
           <w:p>
             <w:pPr>
@@ -9182,6 +9547,19 @@
             </w:r>
             <w:r>
               <w:t xml:space="preserve"> 等に変更する</w:t>
+            </w:r>
+          </w:p>
+        </w:tc>
+        <w:tc>
+          <w:tcPr>
+            <w:tcW w:w="2340" w:type="dxa"/>
+          </w:tcPr>
+          <w:p>
+            <w:pPr>
+              <w:spacing w:after="0"/>
+            </w:pPr>
+            <w:r>
+              <w:t/>
             </w:r>
           </w:p>
         </w:tc>
@@ -9189,7 +9567,7 @@
       <w:tr>
         <w:tc>
           <w:tcPr>
-            <w:tcW w:w="3120" w:type="dxa"/>
+            <w:tcW w:w="2340" w:type="dxa"/>
           </w:tcPr>
           <w:p>
             <w:pPr>
@@ -9210,7 +9588,7 @@
         </w:tc>
         <w:tc>
           <w:tcPr>
-            <w:tcW w:w="3120" w:type="dxa"/>
+            <w:tcW w:w="2340" w:type="dxa"/>
           </w:tcPr>
           <w:p>
             <w:pPr>
@@ -9234,7 +9612,7 @@
         </w:tc>
         <w:tc>
           <w:tcPr>
-            <w:tcW w:w="3120" w:type="dxa"/>
+            <w:tcW w:w="2340" w:type="dxa"/>
           </w:tcPr>
           <w:p>
             <w:pPr>
@@ -9264,6 +9642,19 @@
             </w:r>
             <w:r>
               <w:t xml:space="preserve"> に商標語（windows / microsoft / azure / xbox 等）を含めない値を指定する</w:t>
+            </w:r>
+          </w:p>
+        </w:tc>
+        <w:tc>
+          <w:tcPr>
+            <w:tcW w:w="2340" w:type="dxa"/>
+          </w:tcPr>
+          <w:p>
+            <w:pPr>
+              <w:spacing w:after="0"/>
+            </w:pPr>
+            <w:r>
+              <w:t/>
             </w:r>
           </w:p>
         </w:tc>
@@ -9271,7 +9662,7 @@
       <w:tr>
         <w:tc>
           <w:tcPr>
-            <w:tcW w:w="3120" w:type="dxa"/>
+            <w:tcW w:w="2340" w:type="dxa"/>
           </w:tcPr>
           <w:p>
             <w:pPr>
@@ -9292,7 +9683,7 @@
         </w:tc>
         <w:tc>
           <w:tcPr>
-            <w:tcW w:w="3120" w:type="dxa"/>
+            <w:tcW w:w="2340" w:type="dxa"/>
           </w:tcPr>
           <w:p>
             <w:pPr>
@@ -9324,7 +9715,7 @@
         </w:tc>
         <w:tc>
           <w:tcPr>
-            <w:tcW w:w="3120" w:type="dxa"/>
+            <w:tcW w:w="2340" w:type="dxa"/>
           </w:tcPr>
           <w:p>
             <w:pPr>
@@ -9365,6 +9756,19 @@
             </w:r>
             <w:r>
               <w:t xml:space="preserve"> も指定できる</w:t>
+            </w:r>
+          </w:p>
+        </w:tc>
+        <w:tc>
+          <w:tcPr>
+            <w:tcW w:w="2340" w:type="dxa"/>
+          </w:tcPr>
+          <w:p>
+            <w:pPr>
+              <w:spacing w:after="0"/>
+            </w:pPr>
+            <w:r>
+              <w:t/>
             </w:r>
           </w:p>
         </w:tc>
@@ -9372,7 +9776,7 @@
       <w:tr>
         <w:tc>
           <w:tcPr>
-            <w:tcW w:w="3120" w:type="dxa"/>
+            <w:tcW w:w="2340" w:type="dxa"/>
           </w:tcPr>
           <w:p>
             <w:pPr>
@@ -9407,7 +9811,7 @@
         </w:tc>
         <w:tc>
           <w:tcPr>
-            <w:tcW w:w="3120" w:type="dxa"/>
+            <w:tcW w:w="2340" w:type="dxa"/>
           </w:tcPr>
           <w:p>
             <w:pPr>
@@ -9428,7 +9832,7 @@
         </w:tc>
         <w:tc>
           <w:tcPr>
-            <w:tcW w:w="3120" w:type="dxa"/>
+            <w:tcW w:w="2340" w:type="dxa"/>
           </w:tcPr>
           <w:p>
             <w:pPr>
@@ -9453,6 +9857,19 @@
                 <w:szCs w:val="18"/>
               </w:rPr>
               <w:t xml:space="preserve">grep -n -P '[^\x00-\x7F]' terraform/scripts/bootstrap_winrm.ps1</w:t>
+            </w:r>
+          </w:p>
+        </w:tc>
+        <w:tc>
+          <w:tcPr>
+            <w:tcW w:w="2340" w:type="dxa"/>
+          </w:tcPr>
+          <w:p>
+            <w:pPr>
+              <w:spacing w:after="0"/>
+            </w:pPr>
+            <w:r>
+              <w:t/>
             </w:r>
           </w:p>
         </w:tc>
@@ -9460,7 +9877,7 @@
       <w:tr>
         <w:tc>
           <w:tcPr>
-            <w:tcW w:w="3120" w:type="dxa"/>
+            <w:tcW w:w="2340" w:type="dxa"/>
           </w:tcPr>
           <w:p>
             <w:pPr>
@@ -9473,7 +9890,7 @@
         </w:tc>
         <w:tc>
           <w:tcPr>
-            <w:tcW w:w="3120" w:type="dxa"/>
+            <w:tcW w:w="2340" w:type="dxa"/>
           </w:tcPr>
           <w:p>
             <w:pPr>
@@ -9486,7 +9903,7 @@
         </w:tc>
         <w:tc>
           <w:tcPr>
-            <w:tcW w:w="3120" w:type="dxa"/>
+            <w:tcW w:w="2340" w:type="dxa"/>
           </w:tcPr>
           <w:p>
             <w:pPr>
@@ -9505,6 +9922,19 @@
             </w:r>
             <w:r>
               <w:t xml:space="preserve"> を削除してから再 apply する</w:t>
+            </w:r>
+          </w:p>
+        </w:tc>
+        <w:tc>
+          <w:tcPr>
+            <w:tcW w:w="2340" w:type="dxa"/>
+          </w:tcPr>
+          <w:p>
+            <w:pPr>
+              <w:spacing w:after="0"/>
+            </w:pPr>
+            <w:r>
+              <w:t/>
             </w:r>
           </w:p>
         </w:tc>
@@ -9512,7 +9942,7 @@
       <w:tr>
         <w:tc>
           <w:tcPr>
-            <w:tcW w:w="3120" w:type="dxa"/>
+            <w:tcW w:w="2340" w:type="dxa"/>
           </w:tcPr>
           <w:p>
             <w:pPr>
@@ -9530,7 +9960,7 @@
         </w:tc>
         <w:tc>
           <w:tcPr>
-            <w:tcW w:w="3120" w:type="dxa"/>
+            <w:tcW w:w="2340" w:type="dxa"/>
           </w:tcPr>
           <w:p>
             <w:pPr>
@@ -9552,7 +9982,7 @@
         </w:tc>
         <w:tc>
           <w:tcPr>
-            <w:tcW w:w="3120" w:type="dxa"/>
+            <w:tcW w:w="2340" w:type="dxa"/>
           </w:tcPr>
           <w:p>
             <w:pPr>
@@ -9577,6 +10007,19 @@
             </w:r>
             <w:r>
               <w:t xml:space="preserve">）。refresh が走って削除を検知し、plan に再作成が含まれる</w:t>
+            </w:r>
+          </w:p>
+        </w:tc>
+        <w:tc>
+          <w:tcPr>
+            <w:tcW w:w="2340" w:type="dxa"/>
+          </w:tcPr>
+          <w:p>
+            <w:pPr>
+              <w:spacing w:after="0"/>
+            </w:pPr>
+            <w:r>
+              <w:t/>
             </w:r>
           </w:p>
         </w:tc>
@@ -9584,7 +10027,7 @@
       <w:tr>
         <w:tc>
           <w:tcPr>
-            <w:tcW w:w="3120" w:type="dxa"/>
+            <w:tcW w:w="2340" w:type="dxa"/>
           </w:tcPr>
           <w:p>
             <w:pPr>
@@ -9605,7 +10048,7 @@
         </w:tc>
         <w:tc>
           <w:tcPr>
-            <w:tcW w:w="3120" w:type="dxa"/>
+            <w:tcW w:w="2340" w:type="dxa"/>
           </w:tcPr>
           <w:p>
             <w:pPr>
@@ -9618,7 +10061,7 @@
         </w:tc>
         <w:tc>
           <w:tcPr>
-            <w:tcW w:w="3120" w:type="dxa"/>
+            <w:tcW w:w="2340" w:type="dxa"/>
           </w:tcPr>
           <w:p>
             <w:pPr>
@@ -9637,6 +10080,19 @@
             </w:r>
             <w:r>
               <w:t xml:space="preserve"> を削除してから再 apply する</w:t>
+            </w:r>
+          </w:p>
+        </w:tc>
+        <w:tc>
+          <w:tcPr>
+            <w:tcW w:w="2340" w:type="dxa"/>
+          </w:tcPr>
+          <w:p>
+            <w:pPr>
+              <w:spacing w:after="0"/>
+            </w:pPr>
+            <w:r>
+              <w:t/>
             </w:r>
           </w:p>
         </w:tc>
@@ -9644,7 +10100,7 @@
       <w:tr>
         <w:tc>
           <w:tcPr>
-            <w:tcW w:w="3120" w:type="dxa"/>
+            <w:tcW w:w="2340" w:type="dxa"/>
           </w:tcPr>
           <w:p>
             <w:pPr>
@@ -9665,7 +10121,7 @@
         </w:tc>
         <w:tc>
           <w:tcPr>
-            <w:tcW w:w="3120" w:type="dxa"/>
+            <w:tcW w:w="2340" w:type="dxa"/>
           </w:tcPr>
           <w:p>
             <w:pPr>
@@ -9678,7 +10134,7 @@
         </w:tc>
         <w:tc>
           <w:tcPr>
-            <w:tcW w:w="3120" w:type="dxa"/>
+            <w:tcW w:w="2340" w:type="dxa"/>
           </w:tcPr>
           <w:p>
             <w:pPr>
@@ -9716,6 +10172,19 @@
             </w:r>
             <w:r>
               <w:t xml:space="preserve"> を明示指定する</w:t>
+            </w:r>
+          </w:p>
+        </w:tc>
+        <w:tc>
+          <w:tcPr>
+            <w:tcW w:w="2340" w:type="dxa"/>
+          </w:tcPr>
+          <w:p>
+            <w:pPr>
+              <w:spacing w:after="0"/>
+            </w:pPr>
+            <w:r>
+              <w:t/>
             </w:r>
           </w:p>
         </w:tc>
@@ -9723,7 +10192,7 @@
       <w:tr>
         <w:tc>
           <w:tcPr>
-            <w:tcW w:w="3120" w:type="dxa"/>
+            <w:tcW w:w="2340" w:type="dxa"/>
           </w:tcPr>
           <w:p>
             <w:pPr>
@@ -9736,7 +10205,7 @@
         </w:tc>
         <w:tc>
           <w:tcPr>
-            <w:tcW w:w="3120" w:type="dxa"/>
+            <w:tcW w:w="2340" w:type="dxa"/>
           </w:tcPr>
           <w:p>
             <w:pPr>
@@ -9749,7 +10218,7 @@
         </w:tc>
         <w:tc>
           <w:tcPr>
-            <w:tcW w:w="3120" w:type="dxa"/>
+            <w:tcW w:w="2340" w:type="dxa"/>
           </w:tcPr>
           <w:p>
             <w:pPr>
@@ -9765,6 +10234,19 @@
             </w:r>
             <w:r>
               <w:t xml:space="preserve"> で現在の IP を確認し変数を更新して apply</w:t>
+            </w:r>
+          </w:p>
+        </w:tc>
+        <w:tc>
+          <w:tcPr>
+            <w:tcW w:w="2340" w:type="dxa"/>
+          </w:tcPr>
+          <w:p>
+            <w:pPr>
+              <w:spacing w:after="0"/>
+            </w:pPr>
+            <w:r>
+              <w:t/>
             </w:r>
           </w:p>
         </w:tc>
@@ -9772,7 +10254,7 @@
       <w:tr>
         <w:tc>
           <w:tcPr>
-            <w:tcW w:w="3120" w:type="dxa"/>
+            <w:tcW w:w="2340" w:type="dxa"/>
           </w:tcPr>
           <w:p>
             <w:pPr>
@@ -9793,7 +10275,7 @@
         </w:tc>
         <w:tc>
           <w:tcPr>
-            <w:tcW w:w="3120" w:type="dxa"/>
+            <w:tcW w:w="2340" w:type="dxa"/>
           </w:tcPr>
           <w:p>
             <w:pPr>
@@ -9806,7 +10288,7 @@
         </w:tc>
         <w:tc>
           <w:tcPr>
-            <w:tcW w:w="3120" w:type="dxa"/>
+            <w:tcW w:w="2340" w:type="dxa"/>
           </w:tcPr>
           <w:p>
             <w:pPr>
@@ -9822,6 +10304,19 @@
             </w:r>
             <w:r>
               <w:t xml:space="preserve"> で鍵を明示する</w:t>
+            </w:r>
+          </w:p>
+        </w:tc>
+        <w:tc>
+          <w:tcPr>
+            <w:tcW w:w="2340" w:type="dxa"/>
+          </w:tcPr>
+          <w:p>
+            <w:pPr>
+              <w:spacing w:after="0"/>
+            </w:pPr>
+            <w:r>
+              <w:t/>
             </w:r>
           </w:p>
         </w:tc>
@@ -9829,7 +10324,7 @@
       <w:tr>
         <w:tc>
           <w:tcPr>
-            <w:tcW w:w="3120" w:type="dxa"/>
+            <w:tcW w:w="2340" w:type="dxa"/>
           </w:tcPr>
           <w:p>
             <w:pPr>
@@ -9850,7 +10345,7 @@
         </w:tc>
         <w:tc>
           <w:tcPr>
-            <w:tcW w:w="3120" w:type="dxa"/>
+            <w:tcW w:w="2340" w:type="dxa"/>
           </w:tcPr>
           <w:p>
             <w:pPr>
@@ -9863,7 +10358,7 @@
         </w:tc>
         <w:tc>
           <w:tcPr>
-            <w:tcW w:w="3120" w:type="dxa"/>
+            <w:tcW w:w="2340" w:type="dxa"/>
           </w:tcPr>
           <w:p>
             <w:pPr>
@@ -9879,6 +10374,19 @@
             </w:r>
             <w:r>
               <w:t xml:space="preserve"> で完了を待つ</w:t>
+            </w:r>
+          </w:p>
+        </w:tc>
+        <w:tc>
+          <w:tcPr>
+            <w:tcW w:w="2340" w:type="dxa"/>
+          </w:tcPr>
+          <w:p>
+            <w:pPr>
+              <w:spacing w:after="0"/>
+            </w:pPr>
+            <w:r>
+              <w:t/>
             </w:r>
           </w:p>
         </w:tc>
@@ -9886,48 +10394,124 @@
       <w:tr>
         <w:tc>
           <w:tcPr>
-            <w:tcW w:w="3120" w:type="dxa"/>
-          </w:tcPr>
-          <w:p>
-            <w:pPr>
-              <w:spacing w:after="0"/>
-            </w:pPr>
-            <w:r>
-              <w:t xml:space="preserve">VM が停止している</w:t>
-            </w:r>
-          </w:p>
-        </w:tc>
-        <w:tc>
-          <w:tcPr>
-            <w:tcW w:w="3120" w:type="dxa"/>
-          </w:tcPr>
-          <w:p>
-            <w:pPr>
-              <w:spacing w:after="0"/>
-            </w:pPr>
-            <w:r>
-              <w:t xml:space="preserve">自動シャットダウン（毎日 21:00 JST）</w:t>
-            </w:r>
-          </w:p>
-        </w:tc>
-        <w:tc>
-          <w:tcPr>
-            <w:tcW w:w="3120" w:type="dxa"/>
-          </w:tcPr>
-          <w:p>
-            <w:pPr>
-              <w:spacing w:after="0"/>
-            </w:pPr>
-            <w:r>
-              <w:t xml:space="preserve">Azure Portal で起動する。不要なら </w:t>
-            </w:r>
-            <w:r>
-              <w:rPr>
-                <w:rFonts w:ascii="Consolas" w:hAnsi="Consolas" w:eastAsia="MS Gothic"/>
-                <w:sz w:val="18"/>
-                <w:szCs w:val="18"/>
-              </w:rPr>
-              <w:t xml:space="preserve">enable_auto_shutdown = false</w:t>
+            <w:tcW w:w="2340" w:type="dxa"/>
+          </w:tcPr>
+          <w:p>
+            <w:pPr>
+              <w:spacing w:after="0"/>
+            </w:pPr>
+            <w:r>
+              <w:rPr>
+                <w:rFonts w:ascii="Consolas" w:hAnsi="Consolas" w:eastAsia="MS Gothic"/>
+                <w:sz w:val="18"/>
+                <w:szCs w:val="18"/>
+              </w:rPr>
+              <w:t xml:space="preserve">cloud-init status</w:t>
+            </w:r>
+            <w:r>
+              <w:t xml:space="preserve"> は </w:t>
+            </w:r>
+            <w:r>
+              <w:rPr>
+                <w:rFonts w:ascii="Consolas" w:hAnsi="Consolas" w:eastAsia="MS Gothic"/>
+                <w:sz w:val="18"/>
+                <w:szCs w:val="18"/>
+              </w:rPr>
+              <w:t xml:space="preserve">done</w:t>
+            </w:r>
+            <w:r>
+              <w:t xml:space="preserve"> なのに </w:t>
+            </w:r>
+            <w:r>
+              <w:rPr>
+                <w:rFonts w:ascii="Consolas" w:hAnsi="Consolas" w:eastAsia="MS Gothic"/>
+                <w:sz w:val="18"/>
+                <w:szCs w:val="18"/>
+              </w:rPr>
+              <w:t xml:space="preserve">ansible</w:t>
+            </w:r>
+            <w:r>
+              <w:t xml:space="preserve"> コマンドが無い / </w:t>
+            </w:r>
+            <w:r>
+              <w:rPr>
+                <w:rFonts w:ascii="Consolas" w:hAnsi="Consolas" w:eastAsia="MS Gothic"/>
+                <w:sz w:val="18"/>
+                <w:szCs w:val="18"/>
+              </w:rPr>
+              <w:t xml:space="preserve">~/venv-ansible</w:t>
+            </w:r>
+            <w:r>
+              <w:t xml:space="preserve"> が存在しない</w:t>
+            </w:r>
+          </w:p>
+        </w:tc>
+        <w:tc>
+          <w:tcPr>
+            <w:tcW w:w="2340" w:type="dxa"/>
+          </w:tcPr>
+          <w:p>
+            <w:pPr>
+              <w:spacing w:after="0"/>
+            </w:pPr>
+            <w:r>
+              <w:t xml:space="preserve">cloud-init のセットアップが途中で失敗している</w:t>
+            </w:r>
+          </w:p>
+        </w:tc>
+        <w:tc>
+          <w:tcPr>
+            <w:tcW w:w="2340" w:type="dxa"/>
+          </w:tcPr>
+          <w:p>
+            <w:pPr>
+              <w:spacing w:after="0"/>
+            </w:pPr>
+            <w:r>
+              <w:rPr>
+                <w:rFonts w:ascii="Consolas" w:hAnsi="Consolas" w:eastAsia="MS Gothic"/>
+                <w:sz w:val="18"/>
+                <w:szCs w:val="18"/>
+              </w:rPr>
+              <w:t xml:space="preserve">/var/log/ansible-node-setup.done</w:t>
+            </w:r>
+            <w:r>
+              <w:t xml:space="preserve"> の </w:t>
+            </w:r>
+            <w:r>
+              <w:rPr>
+                <w:rFonts w:ascii="Consolas" w:hAnsi="Consolas" w:eastAsia="MS Gothic"/>
+                <w:sz w:val="18"/>
+                <w:szCs w:val="18"/>
+              </w:rPr>
+              <w:t xml:space="preserve">RESULT:</w:t>
+            </w:r>
+            <w:r>
+              <w:t xml:space="preserve"> を見る。</w:t>
+            </w:r>
+            <w:r>
+              <w:rPr>
+                <w:rFonts w:ascii="Consolas" w:hAnsi="Consolas" w:eastAsia="MS Gothic"/>
+                <w:sz w:val="18"/>
+                <w:szCs w:val="18"/>
+              </w:rPr>
+              <w:t xml:space="preserve">FAILED</w:t>
+            </w:r>
+            <w:r>
+              <w:t xml:space="preserve"> なら下の「cloud-init セットアップが失敗した場合の復旧」へ</w:t>
+            </w:r>
+          </w:p>
+        </w:tc>
+        <w:tc>
+          <w:tcPr>
+            <w:tcW w:w="2340" w:type="dxa"/>
+          </w:tcPr>
+          <w:p>
+            <w:pPr>
+              <w:spacing w:after="0"/>
+            </w:pPr>
+            <w:r>
+              <w:t/>
             </w:r>
           </w:p>
         </w:tc>
@@ -9935,48 +10519,141 @@
       <w:tr>
         <w:tc>
           <w:tcPr>
-            <w:tcW w:w="3120" w:type="dxa"/>
-          </w:tcPr>
-          <w:p>
-            <w:pPr>
-              <w:spacing w:after="0"/>
-            </w:pPr>
-            <w:r>
-              <w:rPr>
-                <w:rFonts w:ascii="Consolas" w:hAnsi="Consolas" w:eastAsia="MS Gothic"/>
-                <w:sz w:val="18"/>
-                <w:szCs w:val="18"/>
-              </w:rPr>
-              <w:t xml:space="preserve">nc -vz &lt;Windows IP&gt; 5986</w:t>
-            </w:r>
-            <w:r>
-              <w:t xml:space="preserve"> がタイムアウト</w:t>
-            </w:r>
-          </w:p>
-        </w:tc>
-        <w:tc>
-          <w:tcPr>
-            <w:tcW w:w="3120" w:type="dxa"/>
-          </w:tcPr>
-          <w:p>
-            <w:pPr>
-              <w:spacing w:after="0"/>
-            </w:pPr>
-            <w:r>
-              <w:t xml:space="preserve">Ansible 実行サーバを作り直して Public IP が変わった</w:t>
-            </w:r>
-          </w:p>
-        </w:tc>
-        <w:tc>
-          <w:tcPr>
-            <w:tcW w:w="3120" w:type="dxa"/>
-          </w:tcPr>
-          <w:p>
-            <w:pPr>
-              <w:spacing w:after="0"/>
-            </w:pPr>
-            <w:r>
-              <w:t xml:space="preserve">再度 apply して NSG を更新する（同一構成内なら自動追従する）</w:t>
+            <w:tcW w:w="2340" w:type="dxa"/>
+          </w:tcPr>
+          <w:p>
+            <w:pPr>
+              <w:spacing w:after="0"/>
+            </w:pPr>
+            <w:r>
+              <w:rPr>
+                <w:rFonts w:ascii="Consolas" w:hAnsi="Consolas" w:eastAsia="MS Gothic"/>
+                <w:sz w:val="18"/>
+                <w:szCs w:val="18"/>
+              </w:rPr>
+              <w:t xml:space="preserve">/var/log/cloud-init-output.log</w:t>
+            </w:r>
+            <w:r>
+              <w:t xml:space="preserve"> に </w:t>
+            </w:r>
+            <w:r>
+              <w:rPr>
+                <w:rFonts w:ascii="Consolas" w:hAnsi="Consolas" w:eastAsia="MS Gothic"/>
+                <w:sz w:val="18"/>
+                <w:szCs w:val="18"/>
+              </w:rPr>
+              <w:t xml:space="preserve">Error: [Errno 13] Permission denied: '/home/azureuser/venv-ansible'</w:t>
+            </w:r>
+          </w:p>
+        </w:tc>
+        <w:tc>
+          <w:tcPr>
+            <w:tcW w:w="2340" w:type="dxa"/>
+          </w:tcPr>
+          <w:p>
+            <w:pPr>
+              <w:spacing w:after="0"/>
+            </w:pPr>
+            <w:r>
+              <w:rPr>
+                <w:rFonts w:ascii="Consolas" w:hAnsi="Consolas" w:eastAsia="MS Gothic"/>
+                <w:sz w:val="18"/>
+                <w:szCs w:val="18"/>
+              </w:rPr>
+              <w:t xml:space="preserve">write_files</w:t>
+            </w:r>
+            <w:r>
+              <w:t xml:space="preserve"> が </w:t>
+            </w:r>
+            <w:r>
+              <w:rPr>
+                <w:rFonts w:ascii="Consolas" w:hAnsi="Consolas" w:eastAsia="MS Gothic"/>
+                <w:sz w:val="18"/>
+                <w:szCs w:val="18"/>
+              </w:rPr>
+              <w:t xml:space="preserve">users-groups</w:t>
+            </w:r>
+            <w:r>
+              <w:t xml:space="preserve"> より先に走り、ユーザ作成前に </w:t>
+            </w:r>
+            <w:r>
+              <w:rPr>
+                <w:rFonts w:ascii="Consolas" w:hAnsi="Consolas" w:eastAsia="MS Gothic"/>
+                <w:sz w:val="18"/>
+                <w:szCs w:val="18"/>
+              </w:rPr>
+              <w:t xml:space="preserve">/home/azureuser</w:t>
+            </w:r>
+            <w:r>
+              <w:t xml:space="preserve"> が </w:t>
+            </w:r>
+            <w:r>
+              <w:rPr>
+                <w:b/>
+              </w:rPr>
+              <w:t xml:space="preserve">root 所有</w:t>
+            </w:r>
+            <w:r>
+              <w:t xml:space="preserve">で作られた。以降の venv 作成が自分の home に書けず失敗する</w:t>
+            </w:r>
+          </w:p>
+        </w:tc>
+        <w:tc>
+          <w:tcPr>
+            <w:tcW w:w="2340" w:type="dxa"/>
+          </w:tcPr>
+          <w:p>
+            <w:pPr>
+              <w:spacing w:after="0"/>
+            </w:pPr>
+            <w:r>
+              <w:t xml:space="preserve">現行テンプレートは </w:t>
+            </w:r>
+            <w:r>
+              <w:rPr>
+                <w:rFonts w:ascii="Consolas" w:hAnsi="Consolas" w:eastAsia="MS Gothic"/>
+                <w:sz w:val="18"/>
+                <w:szCs w:val="18"/>
+              </w:rPr>
+              <w:t xml:space="preserve">defer: true</w:t>
+            </w:r>
+            <w:r>
+              <w:t xml:space="preserve"> と </w:t>
+            </w:r>
+            <w:r>
+              <w:rPr>
+                <w:rFonts w:ascii="Consolas" w:hAnsi="Consolas" w:eastAsia="MS Gothic"/>
+                <w:sz w:val="18"/>
+                <w:szCs w:val="18"/>
+              </w:rPr>
+              <w:t xml:space="preserve">runcmd</w:t>
+            </w:r>
+            <w:r>
+              <w:t xml:space="preserve"> 冒頭の </w:t>
+            </w:r>
+            <w:r>
+              <w:rPr>
+                <w:rFonts w:ascii="Consolas" w:hAnsi="Consolas" w:eastAsia="MS Gothic"/>
+                <w:sz w:val="18"/>
+                <w:szCs w:val="18"/>
+              </w:rPr>
+              <w:t xml:space="preserve">chown</w:t>
+            </w:r>
+            <w:r>
+              <w:t xml:space="preserve"> で対処済み。古い VM では下の復旧手順を実行する</w:t>
+            </w:r>
+          </w:p>
+        </w:tc>
+        <w:tc>
+          <w:tcPr>
+            <w:tcW w:w="2340" w:type="dxa"/>
+          </w:tcPr>
+          <w:p>
+            <w:pPr>
+              <w:spacing w:after="0"/>
+            </w:pPr>
+            <w:r>
+              <w:t/>
             </w:r>
           </w:p>
         </w:tc>
@@ -9984,19 +10661,19 @@
       <w:tr>
         <w:tc>
           <w:tcPr>
-            <w:tcW w:w="3120" w:type="dxa"/>
-          </w:tcPr>
-          <w:p>
-            <w:pPr>
-              <w:spacing w:after="0"/>
-            </w:pPr>
-            <w:r>
-              <w:rPr>
-                <w:rFonts w:ascii="Consolas" w:hAnsi="Consolas" w:eastAsia="MS Gothic"/>
-                <w:sz w:val="18"/>
-                <w:szCs w:val="18"/>
-              </w:rPr>
-              <w:t xml:space="preserve">win_ping</w:t>
+            <w:tcW w:w="2340" w:type="dxa"/>
+          </w:tcPr>
+          <w:p>
+            <w:pPr>
+              <w:spacing w:after="0"/>
+            </w:pPr>
+            <w:r>
+              <w:rPr>
+                <w:rFonts w:ascii="Consolas" w:hAnsi="Consolas" w:eastAsia="MS Gothic"/>
+                <w:sz w:val="18"/>
+                <w:szCs w:val="18"/>
+              </w:rPr>
+              <w:t xml:space="preserve">ansible-galaxy collection install -r ~/collection-requirements.yml</w:t>
             </w:r>
             <w:r>
               <w:t xml:space="preserve"> が </w:t>
@@ -10007,44 +10684,65 @@
                 <w:sz w:val="18"/>
                 <w:szCs w:val="18"/>
               </w:rPr>
-              <w:t xml:space="preserve">Connection refused</w:t>
-            </w:r>
-          </w:p>
-        </w:tc>
-        <w:tc>
-          <w:tcPr>
-            <w:tcW w:w="3120" w:type="dxa"/>
-          </w:tcPr>
-          <w:p>
-            <w:pPr>
-              <w:spacing w:after="0"/>
-            </w:pPr>
-            <w:r>
-              <w:t xml:space="preserve">WinRM 未有効化</w:t>
-            </w:r>
-          </w:p>
-        </w:tc>
-        <w:tc>
-          <w:tcPr>
-            <w:tcW w:w="3120" w:type="dxa"/>
-          </w:tcPr>
-          <w:p>
-            <w:pPr>
-              <w:spacing w:after="0"/>
-            </w:pPr>
-            <w:r>
-              <w:t xml:space="preserve">Run Command が失敗している。Azure Portal の VM → 「実行コマンド」で </w:t>
-            </w:r>
-            <w:r>
-              <w:rPr>
-                <w:rFonts w:ascii="Consolas" w:hAnsi="Consolas" w:eastAsia="MS Gothic"/>
-                <w:sz w:val="18"/>
-                <w:szCs w:val="18"/>
-              </w:rPr>
-              <w:t xml:space="preserve">bootstrap_winrm.ps1</w:t>
-            </w:r>
-            <w:r>
-              <w:t xml:space="preserve"> を再実行する（手順 9）</w:t>
+              <w:t xml:space="preserve">does not exist</w:t>
+            </w:r>
+          </w:p>
+        </w:tc>
+        <w:tc>
+          <w:tcPr>
+            <w:tcW w:w="2340" w:type="dxa"/>
+          </w:tcPr>
+          <w:p>
+            <w:pPr>
+              <w:spacing w:after="0"/>
+            </w:pPr>
+            <w:r>
+              <w:rPr>
+                <w:rFonts w:ascii="Consolas" w:hAnsi="Consolas" w:eastAsia="MS Gothic"/>
+                <w:sz w:val="18"/>
+                <w:szCs w:val="18"/>
+              </w:rPr>
+              <w:t xml:space="preserve">write_files</w:t>
+            </w:r>
+            <w:r>
+              <w:t xml:space="preserve"> が最初のエントリで例外を起こし、3 件すべてスキップされた</w:t>
+            </w:r>
+          </w:p>
+        </w:tc>
+        <w:tc>
+          <w:tcPr>
+            <w:tcW w:w="2340" w:type="dxa"/>
+          </w:tcPr>
+          <w:p>
+            <w:pPr>
+              <w:spacing w:after="0"/>
+            </w:pPr>
+            <w:r>
+              <w:t xml:space="preserve">リポジトリ同梱の </w:t>
+            </w:r>
+            <w:r>
+              <w:rPr>
+                <w:rFonts w:ascii="Consolas" w:hAnsi="Consolas" w:eastAsia="MS Gothic"/>
+                <w:sz w:val="18"/>
+                <w:szCs w:val="18"/>
+              </w:rPr>
+              <w:t xml:space="preserve">~/ansible-windows-build/requirements.yml</w:t>
+            </w:r>
+            <w:r>
+              <w:t xml:space="preserve"> を代わりに使う</w:t>
+            </w:r>
+          </w:p>
+        </w:tc>
+        <w:tc>
+          <w:tcPr>
+            <w:tcW w:w="2340" w:type="dxa"/>
+          </w:tcPr>
+          <w:p>
+            <w:pPr>
+              <w:spacing w:after="0"/>
+            </w:pPr>
+            <w:r>
+              <w:t/>
             </w:r>
           </w:p>
         </w:tc>
@@ -10052,83 +10750,83 @@
       <w:tr>
         <w:tc>
           <w:tcPr>
-            <w:tcW w:w="3120" w:type="dxa"/>
-          </w:tcPr>
-          <w:p>
-            <w:pPr>
-              <w:spacing w:after="0"/>
-            </w:pPr>
-            <w:r>
-              <w:rPr>
-                <w:rFonts w:ascii="Consolas" w:hAnsi="Consolas" w:eastAsia="MS Gothic"/>
-                <w:sz w:val="18"/>
-                <w:szCs w:val="18"/>
-              </w:rPr>
-              <w:t xml:space="preserve">win_ping</w:t>
-            </w:r>
-            <w:r>
-              <w:t xml:space="preserve"> が </w:t>
-            </w:r>
-            <w:r>
-              <w:rPr>
-                <w:rFonts w:ascii="Consolas" w:hAnsi="Consolas" w:eastAsia="MS Gothic"/>
-                <w:sz w:val="18"/>
-                <w:szCs w:val="18"/>
-              </w:rPr>
-              <w:t xml:space="preserve">the specified credentials were rejected</w:t>
-            </w:r>
-          </w:p>
-        </w:tc>
-        <w:tc>
-          <w:tcPr>
-            <w:tcW w:w="3120" w:type="dxa"/>
-          </w:tcPr>
-          <w:p>
-            <w:pPr>
-              <w:spacing w:after="0"/>
-            </w:pPr>
-            <w:r>
-              <w:rPr>
-                <w:rFonts w:ascii="Consolas" w:hAnsi="Consolas" w:eastAsia="MS Gothic"/>
-                <w:sz w:val="18"/>
-                <w:szCs w:val="18"/>
-              </w:rPr>
-              <w:t xml:space="preserve">vault.yml</w:t>
-            </w:r>
-            <w:r>
-              <w:t xml:space="preserve"> の値が Terraform 側と不一致</w:t>
-            </w:r>
-          </w:p>
-        </w:tc>
-        <w:tc>
-          <w:tcPr>
-            <w:tcW w:w="3120" w:type="dxa"/>
-          </w:tcPr>
-          <w:p>
-            <w:pPr>
-              <w:spacing w:after="0"/>
-            </w:pPr>
-            <w:r>
-              <w:rPr>
-                <w:rFonts w:ascii="Consolas" w:hAnsi="Consolas" w:eastAsia="MS Gothic"/>
-                <w:sz w:val="18"/>
-                <w:szCs w:val="18"/>
-              </w:rPr>
-              <w:t xml:space="preserve">windows_admin_password_generated</w:t>
-            </w:r>
-            <w:r>
-              <w:t xml:space="preserve"> の値を </w:t>
-            </w:r>
-            <w:r>
-              <w:rPr>
-                <w:rFonts w:ascii="Consolas" w:hAnsi="Consolas" w:eastAsia="MS Gothic"/>
-                <w:sz w:val="18"/>
-                <w:szCs w:val="18"/>
-              </w:rPr>
-              <w:t xml:space="preserve">vault_local_admin_password</w:t>
-            </w:r>
-            <w:r>
-              <w:t xml:space="preserve"> に設定する（手順 11.2）</w:t>
+            <w:tcW w:w="2340" w:type="dxa"/>
+          </w:tcPr>
+          <w:p>
+            <w:pPr>
+              <w:spacing w:after="0"/>
+            </w:pPr>
+            <w:r>
+              <w:t xml:space="preserve">ログインしても venv が有効にならない / </w:t>
+            </w:r>
+            <w:r>
+              <w:rPr>
+                <w:rFonts w:ascii="Consolas" w:hAnsi="Consolas" w:eastAsia="MS Gothic"/>
+                <w:sz w:val="18"/>
+                <w:szCs w:val="18"/>
+              </w:rPr>
+              <w:t xml:space="preserve">ANSIBLE_COLLECTIONS_PATH</w:t>
+            </w:r>
+            <w:r>
+              <w:t xml:space="preserve"> が空</w:t>
+            </w:r>
+          </w:p>
+        </w:tc>
+        <w:tc>
+          <w:tcPr>
+            <w:tcW w:w="2340" w:type="dxa"/>
+          </w:tcPr>
+          <w:p>
+            <w:pPr>
+              <w:spacing w:after="0"/>
+            </w:pPr>
+            <w:r>
+              <w:rPr>
+                <w:rFonts w:ascii="Consolas" w:hAnsi="Consolas" w:eastAsia="MS Gothic"/>
+                <w:sz w:val="18"/>
+                <w:szCs w:val="18"/>
+              </w:rPr>
+              <w:t xml:space="preserve">/etc/profile.d/99-ansible.sh</w:t>
+            </w:r>
+            <w:r>
+              <w:t xml:space="preserve"> が生成されていない（同上）</w:t>
+            </w:r>
+          </w:p>
+        </w:tc>
+        <w:tc>
+          <w:tcPr>
+            <w:tcW w:w="2340" w:type="dxa"/>
+          </w:tcPr>
+          <w:p>
+            <w:pPr>
+              <w:spacing w:after="0"/>
+            </w:pPr>
+            <w:r>
+              <w:t xml:space="preserve">下の復旧手順で </w:t>
+            </w:r>
+            <w:r>
+              <w:rPr>
+                <w:rFonts w:ascii="Consolas" w:hAnsi="Consolas" w:eastAsia="MS Gothic"/>
+                <w:sz w:val="18"/>
+                <w:szCs w:val="18"/>
+              </w:rPr>
+              <w:t xml:space="preserve">sudo tee</w:t>
+            </w:r>
+            <w:r>
+              <w:t xml:space="preserve"> により手動作成する</w:t>
+            </w:r>
+          </w:p>
+        </w:tc>
+        <w:tc>
+          <w:tcPr>
+            <w:tcW w:w="2340" w:type="dxa"/>
+          </w:tcPr>
+          <w:p>
+            <w:pPr>
+              <w:spacing w:after="0"/>
+            </w:pPr>
+            <w:r>
+              <w:t/>
             </w:r>
           </w:p>
         </w:tc>
@@ -10136,75 +10834,91 @@
       <w:tr>
         <w:tc>
           <w:tcPr>
-            <w:tcW w:w="3120" w:type="dxa"/>
-          </w:tcPr>
-          <w:p>
-            <w:pPr>
-              <w:spacing w:after="0"/>
-            </w:pPr>
-            <w:r>
-              <w:rPr>
-                <w:rFonts w:ascii="Consolas" w:hAnsi="Consolas" w:eastAsia="MS Gothic"/>
-                <w:sz w:val="18"/>
-                <w:szCs w:val="18"/>
-              </w:rPr>
-              <w:t xml:space="preserve">win_ping</w:t>
-            </w:r>
-            <w:r>
+            <w:tcW w:w="2340" w:type="dxa"/>
+          </w:tcPr>
+          <w:p>
+            <w:pPr>
+              <w:spacing w:after="0"/>
+            </w:pPr>
+            <w:r>
+              <w:t xml:space="preserve">`ansible-playbook ... \</w:t>
+            </w:r>
+          </w:p>
+        </w:tc>
+        <w:tc>
+          <w:tcPr>
+            <w:tcW w:w="2340" w:type="dxa"/>
+          </w:tcPr>
+          <w:p>
+            <w:pPr>
+              <w:spacing w:after="0"/>
+            </w:pPr>
+            <w:r>
+              <w:t xml:space="preserve">tee logs/xxx.log</w:t>
+            </w:r>
+            <w:r>
+              <w:rPr>
+                <w:rFonts w:ascii="Consolas" w:hAnsi="Consolas" w:eastAsia="MS Gothic"/>
+                <w:sz w:val="18"/>
+                <w:szCs w:val="18"/>
+              </w:rPr>
               <w:t xml:space="preserve"> が </w:t>
             </w:r>
             <w:r>
-              <w:rPr>
-                <w:rFonts w:ascii="Consolas" w:hAnsi="Consolas" w:eastAsia="MS Gothic"/>
-                <w:sz w:val="18"/>
-                <w:szCs w:val="18"/>
-              </w:rPr>
-              <w:t xml:space="preserve">certificate verify failed</w:t>
-            </w:r>
-          </w:p>
-        </w:tc>
-        <w:tc>
-          <w:tcPr>
-            <w:tcW w:w="3120" w:type="dxa"/>
-          </w:tcPr>
-          <w:p>
-            <w:pPr>
-              <w:spacing w:after="0"/>
-            </w:pPr>
-            <w:r>
-              <w:t xml:space="preserve">証明書検証が有効</w:t>
-            </w:r>
-          </w:p>
-        </w:tc>
-        <w:tc>
-          <w:tcPr>
-            <w:tcW w:w="3120" w:type="dxa"/>
-          </w:tcPr>
-          <w:p>
-            <w:pPr>
-              <w:spacing w:after="0"/>
-            </w:pPr>
-            <w:r>
-              <w:rPr>
-                <w:rFonts w:ascii="Consolas" w:hAnsi="Consolas" w:eastAsia="MS Gothic"/>
-                <w:sz w:val="18"/>
-                <w:szCs w:val="18"/>
-              </w:rPr>
-              <w:t xml:space="preserve">inventory/group_vars/windows.yml</w:t>
-            </w:r>
-            <w:r>
-              <w:t xml:space="preserve"> の </w:t>
-            </w:r>
-            <w:r>
-              <w:rPr>
-                <w:rFonts w:ascii="Consolas" w:hAnsi="Consolas" w:eastAsia="MS Gothic"/>
-                <w:sz w:val="18"/>
-                <w:szCs w:val="18"/>
-              </w:rPr>
-              <w:t xml:space="preserve">ansible_winrm_server_cert_validation: ignore</w:t>
-            </w:r>
-            <w:r>
-              <w:t xml:space="preserve"> を確認する</w:t>
+              <w:t xml:space="preserve">No such file or directory`</w:t>
+            </w:r>
+          </w:p>
+        </w:tc>
+        <w:tc>
+          <w:tcPr>
+            <w:tcW w:w="2340" w:type="dxa"/>
+          </w:tcPr>
+          <w:p>
+            <w:pPr>
+              <w:spacing w:after="0"/>
+            </w:pPr>
+            <w:r>
+              <w:rPr>
+                <w:rFonts w:ascii="Consolas" w:hAnsi="Consolas" w:eastAsia="MS Gothic"/>
+                <w:sz w:val="18"/>
+                <w:szCs w:val="18"/>
+              </w:rPr>
+              <w:t xml:space="preserve">logs/</w:t>
+            </w:r>
+            <w:r>
+              <w:t xml:space="preserve"> は </w:t>
+            </w:r>
+            <w:r>
+              <w:rPr>
+                <w:rFonts w:ascii="Consolas" w:hAnsi="Consolas" w:eastAsia="MS Gothic"/>
+                <w:sz w:val="18"/>
+                <w:szCs w:val="18"/>
+              </w:rPr>
+              <w:t xml:space="preserve">.gitignore</w:t>
+            </w:r>
+            <w:r>
+              <w:t xml:space="preserve"> 対象のため clone/rsync では作られない</w:t>
+            </w:r>
+          </w:p>
+        </w:tc>
+        <w:tc>
+          <w:tcPr>
+            <w:tcW w:w="2340" w:type="dxa"/>
+          </w:tcPr>
+          <w:p>
+            <w:pPr>
+              <w:spacing w:after="0"/>
+            </w:pPr>
+            <w:r>
+              <w:rPr>
+                <w:rFonts w:ascii="Consolas" w:hAnsi="Consolas" w:eastAsia="MS Gothic"/>
+                <w:sz w:val="18"/>
+                <w:szCs w:val="18"/>
+              </w:rPr>
+              <w:t xml:space="preserve">mkdir -p ~/ansible-windows-build/logs</w:t>
+            </w:r>
+            <w:r>
+              <w:t xml:space="preserve">（手順 11.1）</w:t>
             </w:r>
           </w:p>
         </w:tc>
@@ -10212,7 +10926,345 @@
       <w:tr>
         <w:tc>
           <w:tcPr>
-            <w:tcW w:w="3120" w:type="dxa"/>
+            <w:tcW w:w="2340" w:type="dxa"/>
+          </w:tcPr>
+          <w:p>
+            <w:pPr>
+              <w:spacing w:after="0"/>
+            </w:pPr>
+            <w:r>
+              <w:t xml:space="preserve">Playbook が </w:t>
+            </w:r>
+            <w:r>
+              <w:rPr>
+                <w:rFonts w:ascii="Consolas" w:hAnsi="Consolas" w:eastAsia="MS Gothic"/>
+                <w:sz w:val="18"/>
+                <w:szCs w:val="18"/>
+              </w:rPr>
+              <w:t xml:space="preserve">Could not load 'yaml' callback plugin</w:t>
+            </w:r>
+            <w:r>
+              <w:t xml:space="preserve"> で即停止</w:t>
+            </w:r>
+          </w:p>
+        </w:tc>
+        <w:tc>
+          <w:tcPr>
+            <w:tcW w:w="2340" w:type="dxa"/>
+          </w:tcPr>
+          <w:p>
+            <w:pPr>
+              <w:spacing w:after="0"/>
+            </w:pPr>
+            <w:r>
+              <w:rPr>
+                <w:rFonts w:ascii="Consolas" w:hAnsi="Consolas" w:eastAsia="MS Gothic"/>
+                <w:sz w:val="18"/>
+                <w:szCs w:val="18"/>
+              </w:rPr>
+              <w:t xml:space="preserve">stdout_callback = yaml</w:t>
+            </w:r>
+            <w:r>
+              <w:t xml:space="preserve"> は ansible-core から削除済み</w:t>
+            </w:r>
+          </w:p>
+        </w:tc>
+        <w:tc>
+          <w:tcPr>
+            <w:tcW w:w="2340" w:type="dxa"/>
+          </w:tcPr>
+          <w:p>
+            <w:pPr>
+              <w:spacing w:after="0"/>
+            </w:pPr>
+            <w:r>
+              <w:rPr>
+                <w:rFonts w:ascii="Consolas" w:hAnsi="Consolas" w:eastAsia="MS Gothic"/>
+                <w:sz w:val="18"/>
+                <w:szCs w:val="18"/>
+              </w:rPr>
+              <w:t xml:space="preserve">ansible.cfg</w:t>
+            </w:r>
+            <w:r>
+              <w:t xml:space="preserve"> を </w:t>
+            </w:r>
+            <w:r>
+              <w:rPr>
+                <w:rFonts w:ascii="Consolas" w:hAnsi="Consolas" w:eastAsia="MS Gothic"/>
+                <w:sz w:val="18"/>
+                <w:szCs w:val="18"/>
+              </w:rPr>
+              <w:t xml:space="preserve">stdout_callback = default</w:t>
+            </w:r>
+            <w:r>
+              <w:t xml:space="preserve"> + </w:t>
+            </w:r>
+            <w:r>
+              <w:rPr>
+                <w:rFonts w:ascii="Consolas" w:hAnsi="Consolas" w:eastAsia="MS Gothic"/>
+                <w:sz w:val="18"/>
+                <w:szCs w:val="18"/>
+              </w:rPr>
+              <w:t xml:space="preserve">result_format = yaml</w:t>
+            </w:r>
+            <w:r>
+              <w:t xml:space="preserve"> にする（リポジトリは対応済み）</w:t>
+            </w:r>
+          </w:p>
+        </w:tc>
+        <w:tc>
+          <w:tcPr>
+            <w:tcW w:w="2340" w:type="dxa"/>
+          </w:tcPr>
+          <w:p>
+            <w:pPr>
+              <w:spacing w:after="0"/>
+            </w:pPr>
+            <w:r>
+              <w:t/>
+            </w:r>
+          </w:p>
+        </w:tc>
+      </w:tr>
+      <w:tr>
+        <w:tc>
+          <w:tcPr>
+            <w:tcW w:w="2340" w:type="dxa"/>
+          </w:tcPr>
+          <w:p>
+            <w:pPr>
+              <w:spacing w:after="0"/>
+            </w:pPr>
+            <w:r>
+              <w:t xml:space="preserve">Playbook が </w:t>
+            </w:r>
+            <w:r>
+              <w:rPr>
+                <w:rFonts w:ascii="Consolas" w:hAnsi="Consolas" w:eastAsia="MS Gothic"/>
+                <w:sz w:val="18"/>
+                <w:szCs w:val="18"/>
+              </w:rPr>
+              <w:t xml:space="preserve">callback plugin 'profile_tasks' ... not found</w:t>
+            </w:r>
+          </w:p>
+        </w:tc>
+        <w:tc>
+          <w:tcPr>
+            <w:tcW w:w="2340" w:type="dxa"/>
+          </w:tcPr>
+          <w:p>
+            <w:pPr>
+              <w:spacing w:after="0"/>
+            </w:pPr>
+            <w:r>
+              <w:rPr>
+                <w:rFonts w:ascii="Consolas" w:hAnsi="Consolas" w:eastAsia="MS Gothic"/>
+                <w:sz w:val="18"/>
+                <w:szCs w:val="18"/>
+              </w:rPr>
+              <w:t xml:space="preserve">ansible.posix</w:t>
+            </w:r>
+            <w:r>
+              <w:t xml:space="preserve"> コレクションが未導入（</w:t>
+            </w:r>
+            <w:r>
+              <w:rPr>
+                <w:rFonts w:ascii="Consolas" w:hAnsi="Consolas" w:eastAsia="MS Gothic"/>
+                <w:sz w:val="18"/>
+                <w:szCs w:val="18"/>
+              </w:rPr>
+              <w:t xml:space="preserve">ansible.cfg</w:t>
+            </w:r>
+            <w:r>
+              <w:t xml:space="preserve"> の </w:t>
+            </w:r>
+            <w:r>
+              <w:rPr>
+                <w:rFonts w:ascii="Consolas" w:hAnsi="Consolas" w:eastAsia="MS Gothic"/>
+                <w:sz w:val="18"/>
+                <w:szCs w:val="18"/>
+              </w:rPr>
+              <w:t xml:space="preserve">callbacks_enabled</w:t>
+            </w:r>
+            <w:r>
+              <w:t xml:space="preserve"> が要求）</w:t>
+            </w:r>
+          </w:p>
+        </w:tc>
+        <w:tc>
+          <w:tcPr>
+            <w:tcW w:w="2340" w:type="dxa"/>
+          </w:tcPr>
+          <w:p>
+            <w:pPr>
+              <w:spacing w:after="0"/>
+            </w:pPr>
+            <w:r>
+              <w:rPr>
+                <w:rFonts w:ascii="Consolas" w:hAnsi="Consolas" w:eastAsia="MS Gothic"/>
+                <w:sz w:val="18"/>
+                <w:szCs w:val="18"/>
+              </w:rPr>
+              <w:t xml:space="preserve">ansible-galaxy collection install ansible.posix</w:t>
+            </w:r>
+            <w:r>
+              <w:t xml:space="preserve">。</w:t>
+            </w:r>
+            <w:r>
+              <w:rPr>
+                <w:rFonts w:ascii="Consolas" w:hAnsi="Consolas" w:eastAsia="MS Gothic"/>
+                <w:sz w:val="18"/>
+                <w:szCs w:val="18"/>
+              </w:rPr>
+              <w:t xml:space="preserve">requirements.yml</w:t>
+            </w:r>
+            <w:r>
+              <w:t xml:space="preserve"> にも記載済み</w:t>
+            </w:r>
+          </w:p>
+        </w:tc>
+        <w:tc>
+          <w:tcPr>
+            <w:tcW w:w="2340" w:type="dxa"/>
+          </w:tcPr>
+          <w:p>
+            <w:pPr>
+              <w:spacing w:after="0"/>
+            </w:pPr>
+            <w:r>
+              <w:t/>
+            </w:r>
+          </w:p>
+        </w:tc>
+      </w:tr>
+      <w:tr>
+        <w:tc>
+          <w:tcPr>
+            <w:tcW w:w="2340" w:type="dxa"/>
+          </w:tcPr>
+          <w:p>
+            <w:pPr>
+              <w:spacing w:after="0"/>
+            </w:pPr>
+            <w:r>
+              <w:t xml:space="preserve">VM が停止している</w:t>
+            </w:r>
+          </w:p>
+        </w:tc>
+        <w:tc>
+          <w:tcPr>
+            <w:tcW w:w="2340" w:type="dxa"/>
+          </w:tcPr>
+          <w:p>
+            <w:pPr>
+              <w:spacing w:after="0"/>
+            </w:pPr>
+            <w:r>
+              <w:t xml:space="preserve">自動シャットダウン（毎日 21:00 JST）</w:t>
+            </w:r>
+          </w:p>
+        </w:tc>
+        <w:tc>
+          <w:tcPr>
+            <w:tcW w:w="2340" w:type="dxa"/>
+          </w:tcPr>
+          <w:p>
+            <w:pPr>
+              <w:spacing w:after="0"/>
+            </w:pPr>
+            <w:r>
+              <w:t xml:space="preserve">Azure Portal で起動する。不要なら </w:t>
+            </w:r>
+            <w:r>
+              <w:rPr>
+                <w:rFonts w:ascii="Consolas" w:hAnsi="Consolas" w:eastAsia="MS Gothic"/>
+                <w:sz w:val="18"/>
+                <w:szCs w:val="18"/>
+              </w:rPr>
+              <w:t xml:space="preserve">enable_auto_shutdown = false</w:t>
+            </w:r>
+          </w:p>
+        </w:tc>
+        <w:tc>
+          <w:tcPr>
+            <w:tcW w:w="2340" w:type="dxa"/>
+          </w:tcPr>
+          <w:p>
+            <w:pPr>
+              <w:spacing w:after="0"/>
+            </w:pPr>
+            <w:r>
+              <w:t/>
+            </w:r>
+          </w:p>
+        </w:tc>
+      </w:tr>
+      <w:tr>
+        <w:tc>
+          <w:tcPr>
+            <w:tcW w:w="2340" w:type="dxa"/>
+          </w:tcPr>
+          <w:p>
+            <w:pPr>
+              <w:spacing w:after="0"/>
+            </w:pPr>
+            <w:r>
+              <w:rPr>
+                <w:rFonts w:ascii="Consolas" w:hAnsi="Consolas" w:eastAsia="MS Gothic"/>
+                <w:sz w:val="18"/>
+                <w:szCs w:val="18"/>
+              </w:rPr>
+              <w:t xml:space="preserve">nc -vz &lt;Windows IP&gt; 5986</w:t>
+            </w:r>
+            <w:r>
+              <w:t xml:space="preserve"> がタイムアウト</w:t>
+            </w:r>
+          </w:p>
+        </w:tc>
+        <w:tc>
+          <w:tcPr>
+            <w:tcW w:w="2340" w:type="dxa"/>
+          </w:tcPr>
+          <w:p>
+            <w:pPr>
+              <w:spacing w:after="0"/>
+            </w:pPr>
+            <w:r>
+              <w:t xml:space="preserve">Ansible 実行サーバを作り直して Public IP が変わった</w:t>
+            </w:r>
+          </w:p>
+        </w:tc>
+        <w:tc>
+          <w:tcPr>
+            <w:tcW w:w="2340" w:type="dxa"/>
+          </w:tcPr>
+          <w:p>
+            <w:pPr>
+              <w:spacing w:after="0"/>
+            </w:pPr>
+            <w:r>
+              <w:t xml:space="preserve">再度 apply して NSG を更新する（同一構成内なら自動追従する）</w:t>
+            </w:r>
+          </w:p>
+        </w:tc>
+        <w:tc>
+          <w:tcPr>
+            <w:tcW w:w="2340" w:type="dxa"/>
+          </w:tcPr>
+          <w:p>
+            <w:pPr>
+              <w:spacing w:after="0"/>
+            </w:pPr>
+            <w:r>
+              <w:t/>
+            </w:r>
+          </w:p>
+        </w:tc>
+      </w:tr>
+      <w:tr>
+        <w:tc>
+          <w:tcPr>
+            <w:tcW w:w="2340" w:type="dxa"/>
           </w:tcPr>
           <w:p>
             <w:pPr>
@@ -10227,13 +11279,280 @@
               <w:t xml:space="preserve">win_ping</w:t>
             </w:r>
             <w:r>
+              <w:t xml:space="preserve"> が </w:t>
+            </w:r>
+            <w:r>
+              <w:rPr>
+                <w:rFonts w:ascii="Consolas" w:hAnsi="Consolas" w:eastAsia="MS Gothic"/>
+                <w:sz w:val="18"/>
+                <w:szCs w:val="18"/>
+              </w:rPr>
+              <w:t xml:space="preserve">Connection refused</w:t>
+            </w:r>
+          </w:p>
+        </w:tc>
+        <w:tc>
+          <w:tcPr>
+            <w:tcW w:w="2340" w:type="dxa"/>
+          </w:tcPr>
+          <w:p>
+            <w:pPr>
+              <w:spacing w:after="0"/>
+            </w:pPr>
+            <w:r>
+              <w:t xml:space="preserve">WinRM 未有効化</w:t>
+            </w:r>
+          </w:p>
+        </w:tc>
+        <w:tc>
+          <w:tcPr>
+            <w:tcW w:w="2340" w:type="dxa"/>
+          </w:tcPr>
+          <w:p>
+            <w:pPr>
+              <w:spacing w:after="0"/>
+            </w:pPr>
+            <w:r>
+              <w:t xml:space="preserve">Run Command が失敗している。Azure Portal の VM → 「実行コマンド」で </w:t>
+            </w:r>
+            <w:r>
+              <w:rPr>
+                <w:rFonts w:ascii="Consolas" w:hAnsi="Consolas" w:eastAsia="MS Gothic"/>
+                <w:sz w:val="18"/>
+                <w:szCs w:val="18"/>
+              </w:rPr>
+              <w:t xml:space="preserve">bootstrap_winrm.ps1</w:t>
+            </w:r>
+            <w:r>
+              <w:t xml:space="preserve"> を再実行する（手順 9）</w:t>
+            </w:r>
+          </w:p>
+        </w:tc>
+        <w:tc>
+          <w:tcPr>
+            <w:tcW w:w="2340" w:type="dxa"/>
+          </w:tcPr>
+          <w:p>
+            <w:pPr>
+              <w:spacing w:after="0"/>
+            </w:pPr>
+            <w:r>
+              <w:t/>
+            </w:r>
+          </w:p>
+        </w:tc>
+      </w:tr>
+      <w:tr>
+        <w:tc>
+          <w:tcPr>
+            <w:tcW w:w="2340" w:type="dxa"/>
+          </w:tcPr>
+          <w:p>
+            <w:pPr>
+              <w:spacing w:after="0"/>
+            </w:pPr>
+            <w:r>
+              <w:rPr>
+                <w:rFonts w:ascii="Consolas" w:hAnsi="Consolas" w:eastAsia="MS Gothic"/>
+                <w:sz w:val="18"/>
+                <w:szCs w:val="18"/>
+              </w:rPr>
+              <w:t xml:space="preserve">win_ping</w:t>
+            </w:r>
+            <w:r>
+              <w:t xml:space="preserve"> が </w:t>
+            </w:r>
+            <w:r>
+              <w:rPr>
+                <w:rFonts w:ascii="Consolas" w:hAnsi="Consolas" w:eastAsia="MS Gothic"/>
+                <w:sz w:val="18"/>
+                <w:szCs w:val="18"/>
+              </w:rPr>
+              <w:t xml:space="preserve">the specified credentials were rejected</w:t>
+            </w:r>
+          </w:p>
+        </w:tc>
+        <w:tc>
+          <w:tcPr>
+            <w:tcW w:w="2340" w:type="dxa"/>
+          </w:tcPr>
+          <w:p>
+            <w:pPr>
+              <w:spacing w:after="0"/>
+            </w:pPr>
+            <w:r>
+              <w:rPr>
+                <w:rFonts w:ascii="Consolas" w:hAnsi="Consolas" w:eastAsia="MS Gothic"/>
+                <w:sz w:val="18"/>
+                <w:szCs w:val="18"/>
+              </w:rPr>
+              <w:t xml:space="preserve">vault.yml</w:t>
+            </w:r>
+            <w:r>
+              <w:t xml:space="preserve"> の値が Terraform 側と不一致</w:t>
+            </w:r>
+          </w:p>
+        </w:tc>
+        <w:tc>
+          <w:tcPr>
+            <w:tcW w:w="2340" w:type="dxa"/>
+          </w:tcPr>
+          <w:p>
+            <w:pPr>
+              <w:spacing w:after="0"/>
+            </w:pPr>
+            <w:r>
+              <w:rPr>
+                <w:rFonts w:ascii="Consolas" w:hAnsi="Consolas" w:eastAsia="MS Gothic"/>
+                <w:sz w:val="18"/>
+                <w:szCs w:val="18"/>
+              </w:rPr>
+              <w:t xml:space="preserve">windows_admin_password_generated</w:t>
+            </w:r>
+            <w:r>
+              <w:t xml:space="preserve"> の値を </w:t>
+            </w:r>
+            <w:r>
+              <w:rPr>
+                <w:rFonts w:ascii="Consolas" w:hAnsi="Consolas" w:eastAsia="MS Gothic"/>
+                <w:sz w:val="18"/>
+                <w:szCs w:val="18"/>
+              </w:rPr>
+              <w:t xml:space="preserve">vault_local_admin_password</w:t>
+            </w:r>
+            <w:r>
+              <w:t xml:space="preserve"> に設定する（手順 11.2）</w:t>
+            </w:r>
+          </w:p>
+        </w:tc>
+        <w:tc>
+          <w:tcPr>
+            <w:tcW w:w="2340" w:type="dxa"/>
+          </w:tcPr>
+          <w:p>
+            <w:pPr>
+              <w:spacing w:after="0"/>
+            </w:pPr>
+            <w:r>
+              <w:t/>
+            </w:r>
+          </w:p>
+        </w:tc>
+      </w:tr>
+      <w:tr>
+        <w:tc>
+          <w:tcPr>
+            <w:tcW w:w="2340" w:type="dxa"/>
+          </w:tcPr>
+          <w:p>
+            <w:pPr>
+              <w:spacing w:after="0"/>
+            </w:pPr>
+            <w:r>
+              <w:rPr>
+                <w:rFonts w:ascii="Consolas" w:hAnsi="Consolas" w:eastAsia="MS Gothic"/>
+                <w:sz w:val="18"/>
+                <w:szCs w:val="18"/>
+              </w:rPr>
+              <w:t xml:space="preserve">win_ping</w:t>
+            </w:r>
+            <w:r>
+              <w:t xml:space="preserve"> が </w:t>
+            </w:r>
+            <w:r>
+              <w:rPr>
+                <w:rFonts w:ascii="Consolas" w:hAnsi="Consolas" w:eastAsia="MS Gothic"/>
+                <w:sz w:val="18"/>
+                <w:szCs w:val="18"/>
+              </w:rPr>
+              <w:t xml:space="preserve">certificate verify failed</w:t>
+            </w:r>
+          </w:p>
+        </w:tc>
+        <w:tc>
+          <w:tcPr>
+            <w:tcW w:w="2340" w:type="dxa"/>
+          </w:tcPr>
+          <w:p>
+            <w:pPr>
+              <w:spacing w:after="0"/>
+            </w:pPr>
+            <w:r>
+              <w:t xml:space="preserve">証明書検証が有効</w:t>
+            </w:r>
+          </w:p>
+        </w:tc>
+        <w:tc>
+          <w:tcPr>
+            <w:tcW w:w="2340" w:type="dxa"/>
+          </w:tcPr>
+          <w:p>
+            <w:pPr>
+              <w:spacing w:after="0"/>
+            </w:pPr>
+            <w:r>
+              <w:rPr>
+                <w:rFonts w:ascii="Consolas" w:hAnsi="Consolas" w:eastAsia="MS Gothic"/>
+                <w:sz w:val="18"/>
+                <w:szCs w:val="18"/>
+              </w:rPr>
+              <w:t xml:space="preserve">inventory/group_vars/windows.yml</w:t>
+            </w:r>
+            <w:r>
+              <w:t xml:space="preserve"> の </w:t>
+            </w:r>
+            <w:r>
+              <w:rPr>
+                <w:rFonts w:ascii="Consolas" w:hAnsi="Consolas" w:eastAsia="MS Gothic"/>
+                <w:sz w:val="18"/>
+                <w:szCs w:val="18"/>
+              </w:rPr>
+              <w:t xml:space="preserve">ansible_winrm_server_cert_validation: ignore</w:t>
+            </w:r>
+            <w:r>
+              <w:t xml:space="preserve"> を確認する</w:t>
+            </w:r>
+          </w:p>
+        </w:tc>
+        <w:tc>
+          <w:tcPr>
+            <w:tcW w:w="2340" w:type="dxa"/>
+          </w:tcPr>
+          <w:p>
+            <w:pPr>
+              <w:spacing w:after="0"/>
+            </w:pPr>
+            <w:r>
+              <w:t/>
+            </w:r>
+          </w:p>
+        </w:tc>
+      </w:tr>
+      <w:tr>
+        <w:tc>
+          <w:tcPr>
+            <w:tcW w:w="2340" w:type="dxa"/>
+          </w:tcPr>
+          <w:p>
+            <w:pPr>
+              <w:spacing w:after="0"/>
+            </w:pPr>
+            <w:r>
+              <w:rPr>
+                <w:rFonts w:ascii="Consolas" w:hAnsi="Consolas" w:eastAsia="MS Gothic"/>
+                <w:sz w:val="18"/>
+                <w:szCs w:val="18"/>
+              </w:rPr>
+              <w:t xml:space="preserve">win_ping</w:t>
+            </w:r>
+            <w:r>
               <w:t xml:space="preserve"> で名前解決に失敗する</w:t>
             </w:r>
           </w:p>
         </w:tc>
         <w:tc>
           <w:tcPr>
-            <w:tcW w:w="3120" w:type="dxa"/>
+            <w:tcW w:w="2340" w:type="dxa"/>
           </w:tcPr>
           <w:p>
             <w:pPr>
@@ -10254,7 +11573,7 @@
         </w:tc>
         <w:tc>
           <w:tcPr>
-            <w:tcW w:w="3120" w:type="dxa"/>
+            <w:tcW w:w="2340" w:type="dxa"/>
           </w:tcPr>
           <w:p>
             <w:pPr>
@@ -10271,6 +11590,19 @@
             </w:r>
             <w:r>
               <w:t xml:space="preserve"> に変更する（手順 11.3）</w:t>
+            </w:r>
+          </w:p>
+        </w:tc>
+        <w:tc>
+          <w:tcPr>
+            <w:tcW w:w="2340" w:type="dxa"/>
+          </w:tcPr>
+          <w:p>
+            <w:pPr>
+              <w:spacing w:after="0"/>
+            </w:pPr>
+            <w:r>
+              <w:t/>
             </w:r>
           </w:p>
         </w:tc>
@@ -10281,6 +11613,521 @@
         <w:spacing w:after="0"/>
       </w:pPr>
     </w:p>
+    <w:p>
+      <w:pPr>
+        <w:pStyle w:val="Heading3"/>
+      </w:pPr>
+      <w:r>
+        <w:t xml:space="preserve">cloud-init セットアップが失敗した場合の復旧</w:t>
+      </w:r>
+    </w:p>
+    <w:p>
+      <w:r>
+        <w:rPr>
+          <w:rFonts w:ascii="Consolas" w:hAnsi="Consolas" w:eastAsia="MS Gothic"/>
+          <w:sz w:val="18"/>
+          <w:szCs w:val="18"/>
+        </w:rPr>
+        <w:t xml:space="preserve">/var/log/ansible-node-setup.done</w:t>
+      </w:r>
+      <w:r>
+        <w:t xml:space="preserve"> が </w:t>
+      </w:r>
+      <w:r>
+        <w:rPr>
+          <w:rFonts w:ascii="Consolas" w:hAnsi="Consolas" w:eastAsia="MS Gothic"/>
+          <w:sz w:val="18"/>
+          <w:szCs w:val="18"/>
+        </w:rPr>
+        <w:t xml:space="preserve">RESULT: FAILED</w:t>
+      </w:r>
+      <w:r>
+        <w:t xml:space="preserve"> のとき、または古いテンプレートで 払い出した VM で </w:t>
+      </w:r>
+      <w:r>
+        <w:rPr>
+          <w:rFonts w:ascii="Consolas" w:hAnsi="Consolas" w:eastAsia="MS Gothic"/>
+          <w:sz w:val="18"/>
+          <w:szCs w:val="18"/>
+        </w:rPr>
+        <w:t xml:space="preserve">~/venv-ansible</w:t>
+      </w:r>
+      <w:r>
+        <w:t xml:space="preserve"> が存在しないときの手順です。 </w:t>
+      </w:r>
+      <w:r>
+        <w:rPr>
+          <w:b/>
+        </w:rPr>
+        <w:t xml:space="preserve">VM を作り直せるなら作り直すのが確実です</w:t>
+      </w:r>
+      <w:r>
+        <w:t xml:space="preserve">（現行テンプレートは同じ失敗をしません）。</w:t>
+      </w:r>
+    </w:p>
+    <w:p>
+      <w:pPr>
+        <w:shd w:val="clear" w:color="auto" w:fill="F2F2F2"/>
+        <w:spacing w:after="0"/>
+      </w:pPr>
+      <w:r>
+        <w:rPr>
+          <w:rFonts w:ascii="Consolas" w:hAnsi="Consolas" w:eastAsia="MS Gothic"/>
+          <w:sz w:val="18"/>
+          <w:szCs w:val="18"/>
+        </w:rPr>
+        <w:t xml:space="preserve"># 1. 何が起きたかを確認する</w:t>
+      </w:r>
+    </w:p>
+    <w:p>
+      <w:pPr>
+        <w:shd w:val="clear" w:color="auto" w:fill="F2F2F2"/>
+        <w:spacing w:after="0"/>
+      </w:pPr>
+      <w:r>
+        <w:rPr>
+          <w:rFonts w:ascii="Consolas" w:hAnsi="Consolas" w:eastAsia="MS Gothic"/>
+          <w:sz w:val="18"/>
+          <w:szCs w:val="18"/>
+        </w:rPr>
+        <w:t xml:space="preserve">cat /var/log/ansible-node-setup.done</w:t>
+      </w:r>
+    </w:p>
+    <w:p>
+      <w:pPr>
+        <w:shd w:val="clear" w:color="auto" w:fill="F2F2F2"/>
+        <w:spacing w:after="0"/>
+      </w:pPr>
+      <w:r>
+        <w:rPr>
+          <w:rFonts w:ascii="Consolas" w:hAnsi="Consolas" w:eastAsia="MS Gothic"/>
+          <w:sz w:val="18"/>
+          <w:szCs w:val="18"/>
+        </w:rPr>
+        <w:t xml:space="preserve">grep -nE 'venv|python3|Setting up|E: |ERROR|Traceback' /var/log/cloud-init-output.log</w:t>
+      </w:r>
+    </w:p>
+    <w:p>
+      <w:pPr>
+        <w:shd w:val="clear" w:color="auto" w:fill="F2F2F2"/>
+        <w:spacing w:after="0"/>
+      </w:pPr>
+      <w:r>
+        <w:rPr>
+          <w:rFonts w:ascii="Consolas" w:hAnsi="Consolas" w:eastAsia="MS Gothic"/>
+          <w:sz w:val="18"/>
+          <w:szCs w:val="18"/>
+        </w:rPr>
+        <w:t xml:space="preserve">ls -ld /home/azureuser</w:t>
+      </w:r>
+    </w:p>
+    <w:p>
+      <w:pPr>
+        <w:shd w:val="clear" w:color="auto" w:fill="F2F2F2"/>
+        <w:spacing w:after="0"/>
+      </w:pPr>
+      <w:r>
+        <w:rPr>
+          <w:rFonts w:ascii="Consolas" w:hAnsi="Consolas" w:eastAsia="MS Gothic"/>
+          <w:sz w:val="18"/>
+          <w:szCs w:val="18"/>
+        </w:rPr>
+        <w:t xml:space="preserve">ls -la ~/venv-ansible/bin/ 2&gt;/dev/null</w:t>
+      </w:r>
+    </w:p>
+    <w:p>
+      <w:pPr>
+        <w:shd w:val="clear" w:color="auto" w:fill="F2F2F2"/>
+        <w:spacing w:after="0"/>
+      </w:pPr>
+      <w:r>
+        <w:rPr>
+          <w:rFonts w:ascii="Consolas" w:hAnsi="Consolas" w:eastAsia="MS Gothic"/>
+          <w:sz w:val="18"/>
+          <w:szCs w:val="18"/>
+        </w:rPr>
+        <w:t xml:space="preserve"> </w:t>
+      </w:r>
+    </w:p>
+    <w:p>
+      <w:pPr>
+        <w:shd w:val="clear" w:color="auto" w:fill="F2F2F2"/>
+        <w:spacing w:after="0"/>
+      </w:pPr>
+      <w:r>
+        <w:rPr>
+          <w:rFonts w:ascii="Consolas" w:hAnsi="Consolas" w:eastAsia="MS Gothic"/>
+          <w:sz w:val="18"/>
+          <w:szCs w:val="18"/>
+        </w:rPr>
+        <w:t xml:space="preserve"># 2. home の所有者を戻す（root 所有になっているのが典型）</w:t>
+      </w:r>
+    </w:p>
+    <w:p>
+      <w:pPr>
+        <w:shd w:val="clear" w:color="auto" w:fill="F2F2F2"/>
+        <w:spacing w:after="0"/>
+      </w:pPr>
+      <w:r>
+        <w:rPr>
+          <w:rFonts w:ascii="Consolas" w:hAnsi="Consolas" w:eastAsia="MS Gothic"/>
+          <w:sz w:val="18"/>
+          <w:szCs w:val="18"/>
+        </w:rPr>
+        <w:t xml:space="preserve">sudo chown -R azureuser:azureuser /home/azureuser</w:t>
+      </w:r>
+    </w:p>
+    <w:p>
+      <w:pPr>
+        <w:shd w:val="clear" w:color="auto" w:fill="F2F2F2"/>
+        <w:spacing w:after="0"/>
+      </w:pPr>
+      <w:r>
+        <w:rPr>
+          <w:rFonts w:ascii="Consolas" w:hAnsi="Consolas" w:eastAsia="MS Gothic"/>
+          <w:sz w:val="18"/>
+          <w:szCs w:val="18"/>
+        </w:rPr>
+        <w:t xml:space="preserve"> </w:t>
+      </w:r>
+    </w:p>
+    <w:p>
+      <w:pPr>
+        <w:shd w:val="clear" w:color="auto" w:fill="F2F2F2"/>
+        <w:spacing w:after="0"/>
+      </w:pPr>
+      <w:r>
+        <w:rPr>
+          <w:rFonts w:ascii="Consolas" w:hAnsi="Consolas" w:eastAsia="MS Gothic"/>
+          <w:sz w:val="18"/>
+          <w:szCs w:val="18"/>
+        </w:rPr>
+        <w:t xml:space="preserve"># 3. venv と Ansible を入れ直す</w:t>
+      </w:r>
+    </w:p>
+    <w:p>
+      <w:pPr>
+        <w:shd w:val="clear" w:color="auto" w:fill="F2F2F2"/>
+        <w:spacing w:after="0"/>
+      </w:pPr>
+      <w:r>
+        <w:rPr>
+          <w:rFonts w:ascii="Consolas" w:hAnsi="Consolas" w:eastAsia="MS Gothic"/>
+          <w:sz w:val="18"/>
+          <w:szCs w:val="18"/>
+        </w:rPr>
+        <w:t xml:space="preserve">python3 -m venv ~/venv-ansible</w:t>
+      </w:r>
+    </w:p>
+    <w:p>
+      <w:pPr>
+        <w:shd w:val="clear" w:color="auto" w:fill="F2F2F2"/>
+        <w:spacing w:after="0"/>
+      </w:pPr>
+      <w:r>
+        <w:rPr>
+          <w:rFonts w:ascii="Consolas" w:hAnsi="Consolas" w:eastAsia="MS Gothic"/>
+          <w:sz w:val="18"/>
+          <w:szCs w:val="18"/>
+        </w:rPr>
+        <w:t xml:space="preserve">~/venv-ansible/bin/pip install --upgrade pip wheel setuptools</w:t>
+      </w:r>
+    </w:p>
+    <w:p>
+      <w:pPr>
+        <w:shd w:val="clear" w:color="auto" w:fill="F2F2F2"/>
+        <w:spacing w:after="0"/>
+      </w:pPr>
+      <w:r>
+        <w:rPr>
+          <w:rFonts w:ascii="Consolas" w:hAnsi="Consolas" w:eastAsia="MS Gothic"/>
+          <w:sz w:val="18"/>
+          <w:szCs w:val="18"/>
+        </w:rPr>
+        <w:t xml:space="preserve">~/venv-ansible/bin/pip install 'ansible-core&gt;=2.16' pywinrm requests-ntlm</w:t>
+      </w:r>
+    </w:p>
+    <w:p>
+      <w:pPr>
+        <w:shd w:val="clear" w:color="auto" w:fill="F2F2F2"/>
+        <w:spacing w:after="0"/>
+      </w:pPr>
+      <w:r>
+        <w:rPr>
+          <w:rFonts w:ascii="Consolas" w:hAnsi="Consolas" w:eastAsia="MS Gothic"/>
+          <w:sz w:val="18"/>
+          <w:szCs w:val="18"/>
+        </w:rPr>
+        <w:t xml:space="preserve"> </w:t>
+      </w:r>
+    </w:p>
+    <w:p>
+      <w:pPr>
+        <w:shd w:val="clear" w:color="auto" w:fill="F2F2F2"/>
+        <w:spacing w:after="0"/>
+      </w:pPr>
+      <w:r>
+        <w:rPr>
+          <w:rFonts w:ascii="Consolas" w:hAnsi="Consolas" w:eastAsia="MS Gothic"/>
+          <w:sz w:val="18"/>
+          <w:szCs w:val="18"/>
+        </w:rPr>
+        <w:t xml:space="preserve"># 4. Playbook リポジトリを取得する（clone も失敗しているのが典型）</w:t>
+      </w:r>
+    </w:p>
+    <w:p>
+      <w:pPr>
+        <w:shd w:val="clear" w:color="auto" w:fill="F2F2F2"/>
+        <w:spacing w:after="0"/>
+      </w:pPr>
+      <w:r>
+        <w:rPr>
+          <w:rFonts w:ascii="Consolas" w:hAnsi="Consolas" w:eastAsia="MS Gothic"/>
+          <w:sz w:val="18"/>
+          <w:szCs w:val="18"/>
+        </w:rPr>
+        <w:t xml:space="preserve">git clone https://github.com/ishida-hiro/ansible-test-J32474.git ~/ansible-windows-build</w:t>
+      </w:r>
+    </w:p>
+    <w:p>
+      <w:pPr>
+        <w:shd w:val="clear" w:color="auto" w:fill="F2F2F2"/>
+        <w:spacing w:after="0"/>
+      </w:pPr>
+      <w:r>
+        <w:rPr>
+          <w:rFonts w:ascii="Consolas" w:hAnsi="Consolas" w:eastAsia="MS Gothic"/>
+          <w:sz w:val="18"/>
+          <w:szCs w:val="18"/>
+        </w:rPr>
+        <w:t xml:space="preserve">mkdir -p ~/ansible-windows-build/logs</w:t>
+      </w:r>
+    </w:p>
+    <w:p>
+      <w:pPr>
+        <w:shd w:val="clear" w:color="auto" w:fill="F2F2F2"/>
+        <w:spacing w:after="0"/>
+      </w:pPr>
+      <w:r>
+        <w:rPr>
+          <w:rFonts w:ascii="Consolas" w:hAnsi="Consolas" w:eastAsia="MS Gothic"/>
+          <w:sz w:val="18"/>
+          <w:szCs w:val="18"/>
+        </w:rPr>
+        <w:t xml:space="preserve"> </w:t>
+      </w:r>
+    </w:p>
+    <w:p>
+      <w:pPr>
+        <w:shd w:val="clear" w:color="auto" w:fill="F2F2F2"/>
+        <w:spacing w:after="0"/>
+      </w:pPr>
+      <w:r>
+        <w:rPr>
+          <w:rFonts w:ascii="Consolas" w:hAnsi="Consolas" w:eastAsia="MS Gothic"/>
+          <w:sz w:val="18"/>
+          <w:szCs w:val="18"/>
+        </w:rPr>
+        <w:t xml:space="preserve"># 5. コレクションを入れる（collection-requirements.yml も無いことが多いので同梱の requirements.yml を使う）</w:t>
+      </w:r>
+    </w:p>
+    <w:p>
+      <w:pPr>
+        <w:shd w:val="clear" w:color="auto" w:fill="F2F2F2"/>
+        <w:spacing w:after="0"/>
+      </w:pPr>
+      <w:r>
+        <w:rPr>
+          <w:rFonts w:ascii="Consolas" w:hAnsi="Consolas" w:eastAsia="MS Gothic"/>
+          <w:sz w:val="18"/>
+          <w:szCs w:val="18"/>
+        </w:rPr>
+        <w:t xml:space="preserve">~/venv-ansible/bin/ansible-galaxy collection install -r ~/ansible-windows-build/requirements.yml</w:t>
+      </w:r>
+    </w:p>
+    <w:p>
+      <w:pPr>
+        <w:shd w:val="clear" w:color="auto" w:fill="F2F2F2"/>
+        <w:spacing w:after="0"/>
+      </w:pPr>
+      <w:r>
+        <w:rPr>
+          <w:rFonts w:ascii="Consolas" w:hAnsi="Consolas" w:eastAsia="MS Gothic"/>
+          <w:sz w:val="18"/>
+          <w:szCs w:val="18"/>
+        </w:rPr>
+        <w:t xml:space="preserve"> </w:t>
+      </w:r>
+    </w:p>
+    <w:p>
+      <w:pPr>
+        <w:shd w:val="clear" w:color="auto" w:fill="F2F2F2"/>
+        <w:spacing w:after="0"/>
+      </w:pPr>
+      <w:r>
+        <w:rPr>
+          <w:rFonts w:ascii="Consolas" w:hAnsi="Consolas" w:eastAsia="MS Gothic"/>
+          <w:sz w:val="18"/>
+          <w:szCs w:val="18"/>
+        </w:rPr>
+        <w:t xml:space="preserve"># 6. ログインプロファイルを手動で作る（/etc/profile.d/99-ansible.sh も無いことがある）</w:t>
+      </w:r>
+    </w:p>
+    <w:p>
+      <w:pPr>
+        <w:shd w:val="clear" w:color="auto" w:fill="F2F2F2"/>
+        <w:spacing w:after="0"/>
+      </w:pPr>
+      <w:r>
+        <w:rPr>
+          <w:rFonts w:ascii="Consolas" w:hAnsi="Consolas" w:eastAsia="MS Gothic"/>
+          <w:sz w:val="18"/>
+          <w:szCs w:val="18"/>
+        </w:rPr>
+        <w:t xml:space="preserve">sudo tee /etc/profile.d/99-ansible.sh &gt;/dev/null &lt;&lt;'EOF'</w:t>
+      </w:r>
+    </w:p>
+    <w:p>
+      <w:pPr>
+        <w:shd w:val="clear" w:color="auto" w:fill="F2F2F2"/>
+        <w:spacing w:after="0"/>
+      </w:pPr>
+      <w:r>
+        <w:rPr>
+          <w:rFonts w:ascii="Consolas" w:hAnsi="Consolas" w:eastAsia="MS Gothic"/>
+          <w:sz w:val="18"/>
+          <w:szCs w:val="18"/>
+        </w:rPr>
+        <w:t xml:space="preserve">if [ -f "$HOME/venv-ansible/bin/activate" ]; then</w:t>
+      </w:r>
+    </w:p>
+    <w:p>
+      <w:pPr>
+        <w:shd w:val="clear" w:color="auto" w:fill="F2F2F2"/>
+        <w:spacing w:after="0"/>
+      </w:pPr>
+      <w:r>
+        <w:rPr>
+          <w:rFonts w:ascii="Consolas" w:hAnsi="Consolas" w:eastAsia="MS Gothic"/>
+          <w:sz w:val="18"/>
+          <w:szCs w:val="18"/>
+        </w:rPr>
+        <w:t xml:space="preserve">  . "$HOME/venv-ansible/bin/activate"</w:t>
+      </w:r>
+    </w:p>
+    <w:p>
+      <w:pPr>
+        <w:shd w:val="clear" w:color="auto" w:fill="F2F2F2"/>
+        <w:spacing w:after="0"/>
+      </w:pPr>
+      <w:r>
+        <w:rPr>
+          <w:rFonts w:ascii="Consolas" w:hAnsi="Consolas" w:eastAsia="MS Gothic"/>
+          <w:sz w:val="18"/>
+          <w:szCs w:val="18"/>
+        </w:rPr>
+        <w:t xml:space="preserve">fi</w:t>
+      </w:r>
+    </w:p>
+    <w:p>
+      <w:pPr>
+        <w:shd w:val="clear" w:color="auto" w:fill="F2F2F2"/>
+        <w:spacing w:after="0"/>
+      </w:pPr>
+      <w:r>
+        <w:rPr>
+          <w:rFonts w:ascii="Consolas" w:hAnsi="Consolas" w:eastAsia="MS Gothic"/>
+          <w:sz w:val="18"/>
+          <w:szCs w:val="18"/>
+        </w:rPr>
+        <w:t xml:space="preserve">export ANSIBLE_COLLECTIONS_PATH="$HOME/.ansible/collections"</w:t>
+      </w:r>
+    </w:p>
+    <w:p>
+      <w:pPr>
+        <w:shd w:val="clear" w:color="auto" w:fill="F2F2F2"/>
+        <w:spacing w:after="0"/>
+      </w:pPr>
+      <w:r>
+        <w:rPr>
+          <w:rFonts w:ascii="Consolas" w:hAnsi="Consolas" w:eastAsia="MS Gothic"/>
+          <w:sz w:val="18"/>
+          <w:szCs w:val="18"/>
+        </w:rPr>
+        <w:t xml:space="preserve">EOF</w:t>
+      </w:r>
+    </w:p>
+    <w:p>
+      <w:pPr>
+        <w:shd w:val="clear" w:color="auto" w:fill="F2F2F2"/>
+        <w:spacing w:after="0"/>
+      </w:pPr>
+      <w:r>
+        <w:rPr>
+          <w:rFonts w:ascii="Consolas" w:hAnsi="Consolas" w:eastAsia="MS Gothic"/>
+          <w:sz w:val="18"/>
+          <w:szCs w:val="18"/>
+        </w:rPr>
+        <w:t xml:space="preserve"> </w:t>
+      </w:r>
+    </w:p>
+    <w:p>
+      <w:pPr>
+        <w:shd w:val="clear" w:color="auto" w:fill="F2F2F2"/>
+        <w:spacing w:after="0"/>
+      </w:pPr>
+      <w:r>
+        <w:rPr>
+          <w:rFonts w:ascii="Consolas" w:hAnsi="Consolas" w:eastAsia="MS Gothic"/>
+          <w:sz w:val="18"/>
+          <w:szCs w:val="18"/>
+        </w:rPr>
+        <w:t xml:space="preserve"># 7. 確認</w:t>
+      </w:r>
+    </w:p>
+    <w:p>
+      <w:pPr>
+        <w:shd w:val="clear" w:color="auto" w:fill="F2F2F2"/>
+        <w:spacing w:after="0"/>
+      </w:pPr>
+      <w:r>
+        <w:rPr>
+          <w:rFonts w:ascii="Consolas" w:hAnsi="Consolas" w:eastAsia="MS Gothic"/>
+          <w:sz w:val="18"/>
+          <w:szCs w:val="18"/>
+        </w:rPr>
+        <w:t xml:space="preserve">exec bash -l</w:t>
+      </w:r>
+    </w:p>
+    <w:p>
+      <w:pPr>
+        <w:shd w:val="clear" w:color="auto" w:fill="F2F2F2"/>
+        <w:spacing w:after="0"/>
+      </w:pPr>
+      <w:r>
+        <w:rPr>
+          <w:rFonts w:ascii="Consolas" w:hAnsi="Consolas" w:eastAsia="MS Gothic"/>
+          <w:sz w:val="18"/>
+          <w:szCs w:val="18"/>
+        </w:rPr>
+        <w:t xml:space="preserve">ansible --version</w:t>
+      </w:r>
+    </w:p>
+    <w:p>
+      <w:pPr>
+        <w:shd w:val="clear" w:color="auto" w:fill="F2F2F2"/>
+        <w:spacing w:after="0"/>
+      </w:pPr>
+      <w:r>
+        <w:rPr>
+          <w:rFonts w:ascii="Consolas" w:hAnsi="Consolas" w:eastAsia="MS Gothic"/>
+          <w:sz w:val="18"/>
+          <w:szCs w:val="18"/>
+        </w:rPr>
+        <w:t xml:space="preserve">ansible-galaxy collection list | head</w:t>
+      </w:r>
+    </w:p>
+    <w:p/>
     <w:p>
       <w:pPr>
         <w:pBdr>

--- a/docs/04_Ansible実行サーバ構築手順.docx
+++ b/docs/04_Ansible実行サーバ構築手順.docx
@@ -6314,12 +6314,15 @@
               <w:spacing w:after="0"/>
             </w:pPr>
             <w:r>
-              <w:rPr>
-                <w:rFonts w:ascii="Consolas" w:hAnsi="Consolas" w:eastAsia="MS Gothic"/>
-                <w:sz w:val="18"/>
-                <w:szCs w:val="18"/>
-              </w:rPr>
-              <w:t xml:space="preserve">inventory/test.yml</w:t>
+              <w:t xml:space="preserve">検証機の </w:t>
+            </w:r>
+            <w:r>
+              <w:rPr>
+                <w:rFonts w:ascii="Consolas" w:hAnsi="Consolas" w:eastAsia="MS Gothic"/>
+                <w:sz w:val="18"/>
+                <w:szCs w:val="18"/>
+              </w:rPr>
+              <w:t xml:space="preserve">connection.yml</w:t>
             </w:r>
             <w:r>
               <w:t xml:space="preserve"> の </w:t>
@@ -6333,7 +6336,7 @@
               <w:t xml:space="preserve">ansible_host</w:t>
             </w:r>
             <w:r>
-              <w:t xml:space="preserve"> に設定（手順 11）</w:t>
+              <w:t xml:space="preserve"> に設定（手順 11.3）</w:t>
             </w:r>
           </w:p>
         </w:tc>
@@ -7902,7 +7905,7 @@
     </w:p>
     <w:p>
       <w:r>
-        <w:t xml:space="preserve">構築時は Public IP 経由で WinRM 接続するため、インベントリの </w:t>
+        <w:t xml:space="preserve">構築時は Public IP 経由で WinRM 接続するため、</w:t>
       </w:r>
       <w:r>
         <w:rPr>
@@ -7922,21 +7925,71 @@
         <w:t xml:space="preserve">Windows サーバの Public IP</w:t>
       </w:r>
       <w:r>
-        <w:t xml:space="preserve"> を設定します（既定値は仮の private IP です）。</w:t>
-      </w:r>
-    </w:p>
-    <w:p>
-      <w:pPr>
-        <w:shd w:val="clear" w:color="auto" w:fill="F2F2F2"/>
-        <w:spacing w:after="0"/>
-      </w:pPr>
-      <w:r>
-        <w:rPr>
-          <w:rFonts w:ascii="Consolas" w:hAnsi="Consolas" w:eastAsia="MS Gothic"/>
-          <w:sz w:val="18"/>
-          <w:szCs w:val="18"/>
-        </w:rPr>
-        <w:t xml:space="preserve">vi inventory/test.yml</w:t>
+        <w:t xml:space="preserve"> を設定します。</w:t>
+      </w:r>
+    </w:p>
+    <w:p>
+      <w:r>
+        <w:t xml:space="preserve">接続先 IP は VM を作り直すたびに変わる環境固有の値のため、インベントリ本体 （</w:t>
+      </w:r>
+      <w:r>
+        <w:rPr>
+          <w:rFonts w:ascii="Consolas" w:hAnsi="Consolas" w:eastAsia="MS Gothic"/>
+          <w:sz w:val="18"/>
+          <w:szCs w:val="18"/>
+        </w:rPr>
+        <w:t xml:space="preserve">inventory/test.yml</w:t>
+      </w:r>
+      <w:r>
+        <w:t xml:space="preserve">）ではなく </w:t>
+      </w:r>
+      <w:r>
+        <w:rPr>
+          <w:b/>
+        </w:rPr>
+        <w:t xml:space="preserve">git 管理外の `connection.yml`</w:t>
+      </w:r>
+      <w:r>
+        <w:t xml:space="preserve"> に置いています。 </w:t>
+      </w:r>
+      <w:r>
+        <w:rPr>
+          <w:rFonts w:ascii="Consolas" w:hAnsi="Consolas" w:eastAsia="MS Gothic"/>
+          <w:sz w:val="18"/>
+          <w:szCs w:val="18"/>
+        </w:rPr>
+        <w:t xml:space="preserve">.example</w:t>
+      </w:r>
+      <w:r>
+        <w:t xml:space="preserve"> を複製して作成してください。</w:t>
+      </w:r>
+    </w:p>
+    <w:p>
+      <w:pPr>
+        <w:shd w:val="clear" w:color="auto" w:fill="F2F2F2"/>
+        <w:spacing w:after="0"/>
+      </w:pPr>
+      <w:r>
+        <w:rPr>
+          <w:rFonts w:ascii="Consolas" w:hAnsi="Consolas" w:eastAsia="MS Gothic"/>
+          <w:sz w:val="18"/>
+          <w:szCs w:val="18"/>
+        </w:rPr>
+        <w:t xml:space="preserve">cp inventory/host_vars/Ansible-TEST-FS/connection.yml{.example,}</w:t>
+      </w:r>
+    </w:p>
+    <w:p>
+      <w:pPr>
+        <w:shd w:val="clear" w:color="auto" w:fill="F2F2F2"/>
+        <w:spacing w:after="0"/>
+      </w:pPr>
+      <w:r>
+        <w:rPr>
+          <w:rFonts w:ascii="Consolas" w:hAnsi="Consolas" w:eastAsia="MS Gothic"/>
+          <w:sz w:val="18"/>
+          <w:szCs w:val="18"/>
+        </w:rPr>
+        <w:t xml:space="preserve">vi inventory/host_vars/Ansible-TEST-FS/connection.yml</w:t>
       </w:r>
     </w:p>
     <w:p/>
@@ -7951,49 +8004,7 @@
           <w:sz w:val="18"/>
           <w:szCs w:val="18"/>
         </w:rPr>
-        <w:t xml:space="preserve">fileserver:</w:t>
-      </w:r>
-    </w:p>
-    <w:p>
-      <w:pPr>
-        <w:shd w:val="clear" w:color="auto" w:fill="F2F2F2"/>
-        <w:spacing w:after="0"/>
-      </w:pPr>
-      <w:r>
-        <w:rPr>
-          <w:rFonts w:ascii="Consolas" w:hAnsi="Consolas" w:eastAsia="MS Gothic"/>
-          <w:sz w:val="18"/>
-          <w:szCs w:val="18"/>
-        </w:rPr>
-        <w:t xml:space="preserve">  hosts:</w:t>
-      </w:r>
-    </w:p>
-    <w:p>
-      <w:pPr>
-        <w:shd w:val="clear" w:color="auto" w:fill="F2F2F2"/>
-        <w:spacing w:after="0"/>
-      </w:pPr>
-      <w:r>
-        <w:rPr>
-          <w:rFonts w:ascii="Consolas" w:hAnsi="Consolas" w:eastAsia="MS Gothic"/>
-          <w:sz w:val="18"/>
-          <w:szCs w:val="18"/>
-        </w:rPr>
-        <w:t xml:space="preserve">    Ansible-TEST-FS:</w:t>
-      </w:r>
-    </w:p>
-    <w:p>
-      <w:pPr>
-        <w:shd w:val="clear" w:color="auto" w:fill="F2F2F2"/>
-        <w:spacing w:after="0"/>
-      </w:pPr>
-      <w:r>
-        <w:rPr>
-          <w:rFonts w:ascii="Consolas" w:hAnsi="Consolas" w:eastAsia="MS Gothic"/>
-          <w:sz w:val="18"/>
-          <w:szCs w:val="18"/>
-        </w:rPr>
-        <w:t xml:space="preserve">      ansible_host: 203.0.113.20      # ← Outputs の windows_public_ip_address</w:t>
+        <w:t xml:space="preserve">ansible_host: 203.0.113.20      # ← Outputs の windows_public_ip_address</w:t>
       </w:r>
     </w:p>
     <w:p/>
@@ -8004,6 +8015,33 @@
       </w:pPr>
       <w:r>
         <w:t xml:space="preserve">閉域構成へ移行した際は、private IP に戻してください。</w:t>
+      </w:r>
+    </w:p>
+    <w:p>
+      <w:r>
+        <w:t xml:space="preserve">このファイルが無いと、</w:t>
+      </w:r>
+      <w:r>
+        <w:rPr>
+          <w:rFonts w:ascii="Consolas" w:hAnsi="Consolas" w:eastAsia="MS Gothic"/>
+          <w:sz w:val="18"/>
+          <w:szCs w:val="18"/>
+        </w:rPr>
+        <w:t xml:space="preserve">ansible_host</w:t>
+      </w:r>
+      <w:r>
+        <w:t xml:space="preserve"> が未定義のままホスト名 </w:t>
+      </w:r>
+      <w:r>
+        <w:rPr>
+          <w:rFonts w:ascii="Consolas" w:hAnsi="Consolas" w:eastAsia="MS Gothic"/>
+          <w:sz w:val="18"/>
+          <w:szCs w:val="18"/>
+        </w:rPr>
+        <w:t xml:space="preserve">Ansible-TEST-FS</w:t>
+      </w:r>
+      <w:r>
+        <w:t xml:space="preserve"> を名前解決しようとして接続に失敗します。</w:t>
       </w:r>
     </w:p>
     <w:p>
@@ -11564,6 +11602,17 @@
                 <w:sz w:val="18"/>
                 <w:szCs w:val="18"/>
               </w:rPr>
+              <w:t xml:space="preserve">connection.yml</w:t>
+            </w:r>
+            <w:r>
+              <w:t xml:space="preserve"> が未作成、または </w:t>
+            </w:r>
+            <w:r>
+              <w:rPr>
+                <w:rFonts w:ascii="Consolas" w:hAnsi="Consolas" w:eastAsia="MS Gothic"/>
+                <w:sz w:val="18"/>
+                <w:szCs w:val="18"/>
+              </w:rPr>
               <w:t xml:space="preserve">ansible_host</w:t>
             </w:r>
             <w:r>
@@ -11580,7 +11629,15 @@
               <w:spacing w:after="0"/>
             </w:pPr>
             <w:r>
-              <w:t xml:space="preserve">Windows の </w:t>
+              <w:rPr>
+                <w:rFonts w:ascii="Consolas" w:hAnsi="Consolas" w:eastAsia="MS Gothic"/>
+                <w:sz w:val="18"/>
+                <w:szCs w:val="18"/>
+              </w:rPr>
+              <w:t xml:space="preserve">.example</w:t>
+            </w:r>
+            <w:r>
+              <w:t xml:space="preserve"> を複製し Windows の </w:t>
             </w:r>
             <w:r>
               <w:rPr>
@@ -11589,7 +11646,7 @@
               <w:t xml:space="preserve">Public IP</w:t>
             </w:r>
             <w:r>
-              <w:t xml:space="preserve"> に変更する（手順 11.3）</w:t>
+              <w:t xml:space="preserve"> を設定する（手順 11.3）</w:t>
             </w:r>
           </w:p>
         </w:tc>

--- a/docs/04_Ansible実行サーバ構築手順.docx
+++ b/docs/04_Ansible実行サーバ構築手順.docx
@@ -2129,7 +2129,7 @@
                 <w:sz w:val="18"/>
                 <w:szCs w:val="18"/>
               </w:rPr>
-              <w:t xml:space="preserve">inventory/group_vars/all/vault.yml</w:t>
+              <w:t xml:space="preserve">inventories/pickles/group_vars/all/vault.yml</w:t>
             </w:r>
           </w:p>
         </w:tc>
@@ -3759,7 +3759,7 @@
                 <w:sz w:val="18"/>
                 <w:szCs w:val="18"/>
               </w:rPr>
-              <w:t xml:space="preserve">inventory/test.yml</w:t>
+              <w:t xml:space="preserve">inventories/pickles/test.yml</w:t>
             </w:r>
             <w:r>
               <w:t xml:space="preserve"> のホスト名と一致</w:t>
@@ -5535,7 +5535,7 @@
                 <w:sz w:val="18"/>
                 <w:szCs w:val="18"/>
               </w:rPr>
-              <w:t xml:space="preserve">inventory/test.yml</w:t>
+              <w:t xml:space="preserve">inventories/pickles/test.yml</w:t>
             </w:r>
             <w:r>
               <w:t xml:space="preserve"> のホスト名と一致</w:t>
@@ -7647,21 +7647,21 @@
           <w:sz w:val="18"/>
           <w:szCs w:val="18"/>
         </w:rPr>
-        <w:t xml:space="preserve">cp inventory/group_vars/all/vault.yml.example inventory/group_vars/all/vault.yml</w:t>
-      </w:r>
-    </w:p>
-    <w:p>
-      <w:pPr>
-        <w:shd w:val="clear" w:color="auto" w:fill="F2F2F2"/>
-        <w:spacing w:after="0"/>
-      </w:pPr>
-      <w:r>
-        <w:rPr>
-          <w:rFonts w:ascii="Consolas" w:hAnsi="Consolas" w:eastAsia="MS Gothic"/>
-          <w:sz w:val="18"/>
-          <w:szCs w:val="18"/>
-        </w:rPr>
-        <w:t xml:space="preserve">vi inventory/group_vars/all/vault.yml</w:t>
+        <w:t xml:space="preserve">cp inventories/pickles/group_vars/all/vault.yml.example inventories/pickles/group_vars/all/vault.yml</w:t>
+      </w:r>
+    </w:p>
+    <w:p>
+      <w:pPr>
+        <w:shd w:val="clear" w:color="auto" w:fill="F2F2F2"/>
+        <w:spacing w:after="0"/>
+      </w:pPr>
+      <w:r>
+        <w:rPr>
+          <w:rFonts w:ascii="Consolas" w:hAnsi="Consolas" w:eastAsia="MS Gothic"/>
+          <w:sz w:val="18"/>
+          <w:szCs w:val="18"/>
+        </w:rPr>
+        <w:t xml:space="preserve">vi inventories/pickles/group_vars/all/vault.yml</w:t>
       </w:r>
     </w:p>
     <w:p/>
@@ -7891,7 +7891,7 @@
           <w:sz w:val="18"/>
           <w:szCs w:val="18"/>
         </w:rPr>
-        <w:t xml:space="preserve">ansible-vault encrypt inventory/group_vars/all/vault.yml</w:t>
+        <w:t xml:space="preserve">ansible-vault encrypt inventories/pickles/group_vars/all/vault.yml</w:t>
       </w:r>
     </w:p>
     <w:p/>
@@ -7938,7 +7938,7 @@
           <w:sz w:val="18"/>
           <w:szCs w:val="18"/>
         </w:rPr>
-        <w:t xml:space="preserve">inventory/test.yml</w:t>
+        <w:t xml:space="preserve">inventories/pickles/test.yml</w:t>
       </w:r>
       <w:r>
         <w:t xml:space="preserve">）ではなく </w:t>
@@ -7975,21 +7975,21 @@
           <w:sz w:val="18"/>
           <w:szCs w:val="18"/>
         </w:rPr>
-        <w:t xml:space="preserve">cp inventory/host_vars/Ansible-TEST-FS/connection.yml{.example,}</w:t>
-      </w:r>
-    </w:p>
-    <w:p>
-      <w:pPr>
-        <w:shd w:val="clear" w:color="auto" w:fill="F2F2F2"/>
-        <w:spacing w:after="0"/>
-      </w:pPr>
-      <w:r>
-        <w:rPr>
-          <w:rFonts w:ascii="Consolas" w:hAnsi="Consolas" w:eastAsia="MS Gothic"/>
-          <w:sz w:val="18"/>
-          <w:szCs w:val="18"/>
-        </w:rPr>
-        <w:t xml:space="preserve">vi inventory/host_vars/Ansible-TEST-FS/connection.yml</w:t>
+        <w:t xml:space="preserve">cp inventories/pickles/host_vars/Ansible-TEST-FS/connection.yml{.example,}</w:t>
+      </w:r>
+    </w:p>
+    <w:p>
+      <w:pPr>
+        <w:shd w:val="clear" w:color="auto" w:fill="F2F2F2"/>
+        <w:spacing w:after="0"/>
+      </w:pPr>
+      <w:r>
+        <w:rPr>
+          <w:rFonts w:ascii="Consolas" w:hAnsi="Consolas" w:eastAsia="MS Gothic"/>
+          <w:sz w:val="18"/>
+          <w:szCs w:val="18"/>
+        </w:rPr>
+        <w:t xml:space="preserve">vi inventories/pickles/host_vars/Ansible-TEST-FS/connection.yml</w:t>
       </w:r>
     </w:p>
     <w:p/>
@@ -8168,7 +8168,7 @@
           <w:sz w:val="18"/>
           <w:szCs w:val="18"/>
         </w:rPr>
-        <w:t xml:space="preserve">ansible windows -m ansible.windows.win_ping -i inventory/test.yml</w:t>
+        <w:t xml:space="preserve">ansible windows -m ansible.windows.win_ping -i inventories/pickles/test.yml</w:t>
       </w:r>
     </w:p>
     <w:p/>
@@ -11534,7 +11534,7 @@
                 <w:sz w:val="18"/>
                 <w:szCs w:val="18"/>
               </w:rPr>
-              <w:t xml:space="preserve">inventory/group_vars/windows.yml</w:t>
+              <w:t xml:space="preserve">inventories/pickles/group_vars/windows.yml</w:t>
             </w:r>
             <w:r>
               <w:t xml:space="preserve"> の </w:t>
